--- a/Ausgabe/Klasse_7/01_Informatik_im_Alltag/03_Material.docx
+++ b/Ausgabe/Klasse_7/01_Informatik_im_Alltag/03_Material.docx
@@ -7031,7 +7031,7 @@
       <w:rPr>
         <w:sz w:val="16"/>
       </w:rPr>
-      <w:t>Unterrichtsmaterial Oberschule Sachsen · Version v0.4.0-341-g0b15cca-dirty · Build 17.08.2026</w:t>
+      <w:t>Unterrichtsmaterial Oberschule Sachsen · Version v0.4.0-356-g3db0967-dirty · Build 17.08.2026</w:t>
     </w:r>
   </w:p>
 </w:ftr>

--- a/Ausgabe/Klasse_7/01_Informatik_im_Alltag/03_Material.docx
+++ b/Ausgabe/Klasse_7/01_Informatik_im_Alltag/03_Material.docx
@@ -6633,22 +6633,22 @@
     </w:p>
     <w:bookmarkEnd w:id="92"/>
     <w:bookmarkEnd w:id="93"/>
-    <w:bookmarkStart w:id="99" w:name="Xdba697b7f5d3dabdf54b35ace02fda93ef468a2"/>
+    <w:bookmarkStart w:id="100" w:name="Xace7253baf6140c2dacfe9c49b0b0d125626649"/>
     <w:p>
       <w:pPr>
         <w:pStyle w:val="Heading1"/>
       </w:pPr>
       <w:r>
-        <w:t xml:space="preserve">Material M15–17 – Informatiksysteme und Dateien</w:t>
-      </w:r>
-    </w:p>
-    <w:bookmarkStart w:id="94" w:name="a-hardware-oder-software"/>
+        <w:t xml:space="preserve">Material M07–09 – Informatiksysteme, Speicher und Dateien</w:t>
+      </w:r>
+    </w:p>
+    <w:bookmarkStart w:id="94" w:name="a-informatiksystem-als-blockbild"/>
     <w:p>
       <w:pPr>
         <w:pStyle w:val="Heading2"/>
       </w:pPr>
       <w:r>
-        <w:t xml:space="preserve">A – Hardware oder Software?</w:t>
+        <w:t xml:space="preserve">A – Informatiksystem als Blockbild</w:t>
       </w:r>
     </w:p>
     <w:p>
@@ -6656,7 +6656,192 @@
         <w:pStyle w:val="FirstParagraph"/>
       </w:pPr>
       <w:r>
-        <w:t xml:space="preserve">Ordne zu:</w:t>
+        <w:t xml:space="preserve">Wähle ein Alltagssystem, z. B. Smartphone, Fahrkartenautomat, Schulcomputer, Smartwatch oder Waschmaschine.</w:t>
+      </w:r>
+    </w:p>
+    <w:p>
+      <w:pPr>
+        <w:pStyle w:val="BodyText"/>
+      </w:pPr>
+      <w:r>
+        <w:t xml:space="preserve">Fülle die Tabelle aus:</w:t>
+      </w:r>
+    </w:p>
+    <w:tbl>
+      <w:tblPr>
+        <w:tblStyle w:val="Table"/>
+        <w:tblW w:type="auto" w:w="0"/>
+        <w:tblLook w:firstRow="1" w:lastRow="0" w:firstColumn="0" w:lastColumn="0" w:noHBand="0" w:noVBand="0" w:val="0020"/>
+        <w:jc w:val="start"/>
+      </w:tblPr>
+      <w:tblGrid>
+        <w:gridCol w:w="3960"/>
+        <w:gridCol w:w="3960"/>
+      </w:tblGrid>
+      <w:tr>
+        <w:trPr>
+          <w:tblHeader w:val="true"/>
+        </w:trPr>
+        <w:tc>
+          <w:tcPr/>
+          <w:p>
+            <w:pPr>
+              <w:pStyle w:val="Compact"/>
+              <w:jc w:val="left"/>
+            </w:pPr>
+            <w:r>
+              <w:t xml:space="preserve">Baustein</w:t>
+            </w:r>
+          </w:p>
+        </w:tc>
+        <w:tc>
+          <w:tcPr/>
+          <w:p>
+            <w:pPr>
+              <w:pStyle w:val="Compact"/>
+              <w:jc w:val="left"/>
+            </w:pPr>
+            <w:r>
+              <w:t xml:space="preserve">konkretes Beispiel im System</w:t>
+            </w:r>
+          </w:p>
+        </w:tc>
+      </w:tr>
+      <w:tr>
+        <w:tc>
+          <w:tcPr/>
+          <w:p>
+            <w:pPr>
+              <w:pStyle w:val="Compact"/>
+              <w:jc w:val="left"/>
+            </w:pPr>
+            <w:r>
+              <w:t xml:space="preserve">Eingabe</w:t>
+            </w:r>
+          </w:p>
+        </w:tc>
+        <w:tc>
+          <w:tcPr/>
+          <w:p>
+            <w:pPr>
+              <w:pStyle w:val="Compact"/>
+            </w:pPr>
+          </w:p>
+        </w:tc>
+      </w:tr>
+      <w:tr>
+        <w:tc>
+          <w:tcPr/>
+          <w:p>
+            <w:pPr>
+              <w:pStyle w:val="Compact"/>
+              <w:jc w:val="left"/>
+            </w:pPr>
+            <w:r>
+              <w:t xml:space="preserve">Verarbeitung</w:t>
+            </w:r>
+          </w:p>
+        </w:tc>
+        <w:tc>
+          <w:tcPr/>
+          <w:p>
+            <w:pPr>
+              <w:pStyle w:val="Compact"/>
+            </w:pPr>
+          </w:p>
+        </w:tc>
+      </w:tr>
+      <w:tr>
+        <w:tc>
+          <w:tcPr/>
+          <w:p>
+            <w:pPr>
+              <w:pStyle w:val="Compact"/>
+              <w:jc w:val="left"/>
+            </w:pPr>
+            <w:r>
+              <w:t xml:space="preserve">Ausgabe</w:t>
+            </w:r>
+          </w:p>
+        </w:tc>
+        <w:tc>
+          <w:tcPr/>
+          <w:p>
+            <w:pPr>
+              <w:pStyle w:val="Compact"/>
+            </w:pPr>
+          </w:p>
+        </w:tc>
+      </w:tr>
+      <w:tr>
+        <w:tc>
+          <w:tcPr/>
+          <w:p>
+            <w:pPr>
+              <w:pStyle w:val="Compact"/>
+              <w:jc w:val="left"/>
+            </w:pPr>
+            <w:r>
+              <w:t xml:space="preserve">Speicher</w:t>
+            </w:r>
+          </w:p>
+        </w:tc>
+        <w:tc>
+          <w:tcPr/>
+          <w:p>
+            <w:pPr>
+              <w:pStyle w:val="Compact"/>
+            </w:pPr>
+          </w:p>
+        </w:tc>
+      </w:tr>
+      <w:tr>
+        <w:tc>
+          <w:tcPr/>
+          <w:p>
+            <w:pPr>
+              <w:pStyle w:val="Compact"/>
+              <w:jc w:val="left"/>
+            </w:pPr>
+            <w:r>
+              <w:t xml:space="preserve">Netzwerk/Vernetzung</w:t>
+            </w:r>
+          </w:p>
+        </w:tc>
+        <w:tc>
+          <w:tcPr/>
+          <w:p>
+            <w:pPr>
+              <w:pStyle w:val="Compact"/>
+            </w:pPr>
+          </w:p>
+        </w:tc>
+      </w:tr>
+    </w:tbl>
+    <w:p>
+      <w:pPr>
+        <w:pStyle w:val="BodyText"/>
+      </w:pPr>
+      <w:r>
+        <w:t xml:space="preserve">Zeichne anschließend ein einfaches Blockbild.</w:t>
+      </w:r>
+    </w:p>
+    <w:bookmarkEnd w:id="94"/>
+    <w:bookmarkStart w:id="95" w:name="b-systembereitschaft-prüfen"/>
+    <w:p>
+      <w:pPr>
+        <w:pStyle w:val="Heading2"/>
+      </w:pPr>
+      <w:r>
+        <w:t xml:space="preserve">B – Systembereitschaft prüfen</w:t>
+      </w:r>
+    </w:p>
+    <w:p>
+      <w:pPr>
+        <w:pStyle w:val="FirstParagraph"/>
+      </w:pPr>
+      <w:r>
+        <w:t xml:space="preserve">Eine Mitschülerin kommt nicht in die Lernplattform. Sortiere sinnvolle Schritte:</w:t>
       </w:r>
     </w:p>
     <w:p>
@@ -6668,7 +6853,7 @@
         <w:pStyle w:val="Compact"/>
       </w:pPr>
       <w:r>
-        <w:t xml:space="preserve">SSD</w:t>
+        <w:t xml:space="preserve">Adresse der Plattform prüfen</w:t>
       </w:r>
     </w:p>
     <w:p>
@@ -6680,7 +6865,7 @@
         <w:pStyle w:val="Compact"/>
       </w:pPr>
       <w:r>
-        <w:t xml:space="preserve">Browser</w:t>
+        <w:t xml:space="preserve">Benutzername prüfen</w:t>
       </w:r>
     </w:p>
     <w:p>
@@ -6692,7 +6877,7 @@
         <w:pStyle w:val="Compact"/>
       </w:pPr>
       <w:r>
-        <w:t xml:space="preserve">Betriebssystem</w:t>
+        <w:t xml:space="preserve">Passwort langsam neu eingeben</w:t>
       </w:r>
     </w:p>
     <w:p>
@@ -6704,7 +6889,7 @@
         <w:pStyle w:val="Compact"/>
       </w:pPr>
       <w:r>
-        <w:t xml:space="preserve">Mikrofon</w:t>
+        <w:t xml:space="preserve">Groß-/Kleinschreibung und Tastaturlayout prüfen</w:t>
       </w:r>
     </w:p>
     <w:p>
@@ -6716,7 +6901,7 @@
         <w:pStyle w:val="Compact"/>
       </w:pPr>
       <w:r>
-        <w:t xml:space="preserve">RAM</w:t>
+        <w:t xml:space="preserve">Netzwerkverbindung prüfen</w:t>
       </w:r>
     </w:p>
     <w:p>
@@ -6728,7 +6913,7 @@
         <w:pStyle w:val="Compact"/>
       </w:pPr>
       <w:r>
-        <w:t xml:space="preserve">Textverarbeitung</w:t>
+        <w:t xml:space="preserve">Fehlermeldung vollständig lesen</w:t>
       </w:r>
     </w:p>
     <w:p>
@@ -6740,29 +6925,25 @@
         <w:pStyle w:val="Compact"/>
       </w:pPr>
       <w:r>
-        <w:t xml:space="preserve">Prozessor</w:t>
-      </w:r>
-    </w:p>
-    <w:p>
-      <w:pPr>
-        <w:numPr>
-          <w:ilvl w:val="0"/>
-          <w:numId w:val="1030"/>
-        </w:numPr>
-        <w:pStyle w:val="Compact"/>
-      </w:pPr>
-      <w:r>
-        <w:t xml:space="preserve">Präsentationsprogramm</w:t>
-      </w:r>
-    </w:p>
-    <w:bookmarkEnd w:id="94"/>
-    <w:bookmarkStart w:id="95" w:name="b-speicher-auswählen"/>
+        <w:t xml:space="preserve">Lehrkraft informieren, wenn mehrere sinnvolle Schritte nicht helfen</w:t>
+      </w:r>
+    </w:p>
+    <w:p>
+      <w:pPr>
+        <w:pStyle w:val="FirstParagraph"/>
+      </w:pPr>
+      <w:r>
+        <w:t xml:space="preserve">Welche Schritte würdest du niemals empfehlen?</w:t>
+      </w:r>
+    </w:p>
+    <w:bookmarkEnd w:id="95"/>
+    <w:bookmarkStart w:id="96" w:name="c-lizenzkarten"/>
     <w:p>
       <w:pPr>
         <w:pStyle w:val="Heading2"/>
       </w:pPr>
       <w:r>
-        <w:t xml:space="preserve">B – Speicher auswählen</w:t>
+        <w:t xml:space="preserve">C – Lizenzkarten</w:t>
       </w:r>
     </w:p>
     <w:p>
@@ -6770,7 +6951,383 @@
         <w:pStyle w:val="FirstParagraph"/>
       </w:pPr>
       <w:r>
-        <w:t xml:space="preserve">Wähle einen geeigneten Speicher und begründe:</w:t>
+        <w:t xml:space="preserve">Ordne die Aussagen zu:</w:t>
+      </w:r>
+    </w:p>
+    <w:tbl>
+      <w:tblPr>
+        <w:tblStyle w:val="Table"/>
+        <w:tblW w:type="pct" w:w="5000"/>
+        <w:tblLook w:firstRow="1" w:lastRow="0" w:firstColumn="0" w:lastColumn="0" w:noHBand="0" w:noVBand="0" w:val="0020"/>
+        <w:jc w:val="start"/>
+      </w:tblPr>
+      <w:tblGrid>
+        <w:gridCol w:w="3960"/>
+        <w:gridCol w:w="3960"/>
+      </w:tblGrid>
+      <w:tr>
+        <w:trPr>
+          <w:tblHeader w:val="true"/>
+        </w:trPr>
+        <w:tc>
+          <w:tcPr/>
+          <w:p>
+            <w:pPr>
+              <w:pStyle w:val="Compact"/>
+              <w:jc w:val="left"/>
+            </w:pPr>
+            <w:r>
+              <w:t xml:space="preserve">Aussage</w:t>
+            </w:r>
+          </w:p>
+        </w:tc>
+        <w:tc>
+          <w:tcPr/>
+          <w:p>
+            <w:pPr>
+              <w:pStyle w:val="Compact"/>
+              <w:jc w:val="left"/>
+            </w:pPr>
+            <w:r>
+              <w:t xml:space="preserve">passt eher zu kostenlos, kostenpflichtig, proprietär oder Open Source?</w:t>
+            </w:r>
+          </w:p>
+        </w:tc>
+      </w:tr>
+      <w:tr>
+        <w:tc>
+          <w:tcPr/>
+          <w:p>
+            <w:pPr>
+              <w:pStyle w:val="Compact"/>
+              <w:jc w:val="left"/>
+            </w:pPr>
+            <w:r>
+              <w:t xml:space="preserve">Die Nutzung kostet kein Geld.</w:t>
+            </w:r>
+          </w:p>
+        </w:tc>
+        <w:tc>
+          <w:tcPr/>
+          <w:p>
+            <w:pPr>
+              <w:pStyle w:val="Compact"/>
+            </w:pPr>
+          </w:p>
+        </w:tc>
+      </w:tr>
+      <w:tr>
+        <w:tc>
+          <w:tcPr/>
+          <w:p>
+            <w:pPr>
+              <w:pStyle w:val="Compact"/>
+              <w:jc w:val="left"/>
+            </w:pPr>
+            <w:r>
+              <w:t xml:space="preserve">Der Quelltext ist einsehbar.</w:t>
+            </w:r>
+          </w:p>
+        </w:tc>
+        <w:tc>
+          <w:tcPr/>
+          <w:p>
+            <w:pPr>
+              <w:pStyle w:val="Compact"/>
+            </w:pPr>
+          </w:p>
+        </w:tc>
+      </w:tr>
+      <w:tr>
+        <w:tc>
+          <w:tcPr/>
+          <w:p>
+            <w:pPr>
+              <w:pStyle w:val="Compact"/>
+              <w:jc w:val="left"/>
+            </w:pPr>
+            <w:r>
+              <w:t xml:space="preserve">Der Anbieter legt die Nutzungsrechte fest.</w:t>
+            </w:r>
+          </w:p>
+        </w:tc>
+        <w:tc>
+          <w:tcPr/>
+          <w:p>
+            <w:pPr>
+              <w:pStyle w:val="Compact"/>
+            </w:pPr>
+          </w:p>
+        </w:tc>
+      </w:tr>
+      <w:tr>
+        <w:tc>
+          <w:tcPr/>
+          <w:p>
+            <w:pPr>
+              <w:pStyle w:val="Compact"/>
+              <w:jc w:val="left"/>
+            </w:pPr>
+            <w:r>
+              <w:t xml:space="preserve">Verändern und Weitergeben ist im Rahmen der Lizenz erlaubt.</w:t>
+            </w:r>
+          </w:p>
+        </w:tc>
+        <w:tc>
+          <w:tcPr/>
+          <w:p>
+            <w:pPr>
+              <w:pStyle w:val="Compact"/>
+            </w:pPr>
+          </w:p>
+        </w:tc>
+      </w:tr>
+      <w:tr>
+        <w:tc>
+          <w:tcPr/>
+          <w:p>
+            <w:pPr>
+              <w:pStyle w:val="Compact"/>
+              <w:jc w:val="left"/>
+            </w:pPr>
+            <w:r>
+              <w:t xml:space="preserve">Geld zu bezahlen sagt noch nichts über den Quelltext.</w:t>
+            </w:r>
+          </w:p>
+        </w:tc>
+        <w:tc>
+          <w:tcPr/>
+          <w:p>
+            <w:pPr>
+              <w:pStyle w:val="Compact"/>
+            </w:pPr>
+          </w:p>
+        </w:tc>
+      </w:tr>
+    </w:tbl>
+    <w:bookmarkEnd w:id="96"/>
+    <w:bookmarkStart w:id="97" w:name="d-speicher-vergleichen"/>
+    <w:p>
+      <w:pPr>
+        <w:pStyle w:val="Heading2"/>
+      </w:pPr>
+      <w:r>
+        <w:t xml:space="preserve">D – Speicher vergleichen</w:t>
+      </w:r>
+    </w:p>
+    <w:p>
+      <w:pPr>
+        <w:pStyle w:val="FirstParagraph"/>
+      </w:pPr>
+      <w:r>
+        <w:t xml:space="preserve">Vergleiche drei Speicherorte für eine Gruppenpräsentation:</w:t>
+      </w:r>
+    </w:p>
+    <w:tbl>
+      <w:tblPr>
+        <w:tblStyle w:val="Table"/>
+        <w:tblW w:type="auto" w:w="0"/>
+        <w:tblLook w:firstRow="1" w:lastRow="0" w:firstColumn="0" w:lastColumn="0" w:noHBand="0" w:noVBand="0" w:val="0020"/>
+        <w:jc w:val="start"/>
+      </w:tblPr>
+      <w:tblGrid>
+        <w:gridCol w:w="1980"/>
+        <w:gridCol w:w="1980"/>
+        <w:gridCol w:w="1980"/>
+        <w:gridCol w:w="1980"/>
+      </w:tblGrid>
+      <w:tr>
+        <w:trPr>
+          <w:tblHeader w:val="true"/>
+        </w:trPr>
+        <w:tc>
+          <w:tcPr/>
+          <w:p>
+            <w:pPr>
+              <w:pStyle w:val="Compact"/>
+              <w:jc w:val="left"/>
+            </w:pPr>
+            <w:r>
+              <w:t xml:space="preserve">Speicherort</w:t>
+            </w:r>
+          </w:p>
+        </w:tc>
+        <w:tc>
+          <w:tcPr/>
+          <w:p>
+            <w:pPr>
+              <w:pStyle w:val="Compact"/>
+              <w:jc w:val="left"/>
+            </w:pPr>
+            <w:r>
+              <w:t xml:space="preserve">Vorteil</w:t>
+            </w:r>
+          </w:p>
+        </w:tc>
+        <w:tc>
+          <w:tcPr/>
+          <w:p>
+            <w:pPr>
+              <w:pStyle w:val="Compact"/>
+              <w:jc w:val="left"/>
+            </w:pPr>
+            <w:r>
+              <w:t xml:space="preserve">Nachteil/Risiko</w:t>
+            </w:r>
+          </w:p>
+        </w:tc>
+        <w:tc>
+          <w:tcPr/>
+          <w:p>
+            <w:pPr>
+              <w:pStyle w:val="Compact"/>
+              <w:jc w:val="left"/>
+            </w:pPr>
+            <w:r>
+              <w:t xml:space="preserve">geeignet, wenn …</w:t>
+            </w:r>
+          </w:p>
+        </w:tc>
+      </w:tr>
+      <w:tr>
+        <w:tc>
+          <w:tcPr/>
+          <w:p>
+            <w:pPr>
+              <w:pStyle w:val="Compact"/>
+              <w:jc w:val="left"/>
+            </w:pPr>
+            <w:r>
+              <w:t xml:space="preserve">lokaler Speicher</w:t>
+            </w:r>
+          </w:p>
+        </w:tc>
+        <w:tc>
+          <w:tcPr/>
+          <w:p>
+            <w:pPr>
+              <w:pStyle w:val="Compact"/>
+            </w:pPr>
+          </w:p>
+        </w:tc>
+        <w:tc>
+          <w:tcPr/>
+          <w:p>
+            <w:pPr>
+              <w:pStyle w:val="Compact"/>
+            </w:pPr>
+          </w:p>
+        </w:tc>
+        <w:tc>
+          <w:tcPr/>
+          <w:p>
+            <w:pPr>
+              <w:pStyle w:val="Compact"/>
+            </w:pPr>
+          </w:p>
+        </w:tc>
+      </w:tr>
+      <w:tr>
+        <w:tc>
+          <w:tcPr/>
+          <w:p>
+            <w:pPr>
+              <w:pStyle w:val="Compact"/>
+              <w:jc w:val="left"/>
+            </w:pPr>
+            <w:r>
+              <w:t xml:space="preserve">USB-Stick</w:t>
+            </w:r>
+          </w:p>
+        </w:tc>
+        <w:tc>
+          <w:tcPr/>
+          <w:p>
+            <w:pPr>
+              <w:pStyle w:val="Compact"/>
+            </w:pPr>
+          </w:p>
+        </w:tc>
+        <w:tc>
+          <w:tcPr/>
+          <w:p>
+            <w:pPr>
+              <w:pStyle w:val="Compact"/>
+            </w:pPr>
+          </w:p>
+        </w:tc>
+        <w:tc>
+          <w:tcPr/>
+          <w:p>
+            <w:pPr>
+              <w:pStyle w:val="Compact"/>
+            </w:pPr>
+          </w:p>
+        </w:tc>
+      </w:tr>
+      <w:tr>
+        <w:tc>
+          <w:tcPr/>
+          <w:p>
+            <w:pPr>
+              <w:pStyle w:val="Compact"/>
+              <w:jc w:val="left"/>
+            </w:pPr>
+            <w:r>
+              <w:t xml:space="preserve">Netzwerkspeicher/Cloud</w:t>
+            </w:r>
+          </w:p>
+        </w:tc>
+        <w:tc>
+          <w:tcPr/>
+          <w:p>
+            <w:pPr>
+              <w:pStyle w:val="Compact"/>
+            </w:pPr>
+          </w:p>
+        </w:tc>
+        <w:tc>
+          <w:tcPr/>
+          <w:p>
+            <w:pPr>
+              <w:pStyle w:val="Compact"/>
+            </w:pPr>
+          </w:p>
+        </w:tc>
+        <w:tc>
+          <w:tcPr/>
+          <w:p>
+            <w:pPr>
+              <w:pStyle w:val="Compact"/>
+            </w:pPr>
+          </w:p>
+        </w:tc>
+      </w:tr>
+    </w:tbl>
+    <w:p>
+      <w:pPr>
+        <w:pStyle w:val="BodyText"/>
+      </w:pPr>
+      <w:r>
+        <w:t xml:space="preserve">Nutze mindestens zwei Kriterien: Kapazität, Geschwindigkeit, Zuverlässigkeit, Mobilität, Zugriffsrechte, Datenschutz, Internetabhängigkeit.</w:t>
+      </w:r>
+    </w:p>
+    <w:bookmarkEnd w:id="97"/>
+    <w:bookmarkStart w:id="98" w:name="e-dateioperationen"/>
+    <w:p>
+      <w:pPr>
+        <w:pStyle w:val="Heading2"/>
+      </w:pPr>
+      <w:r>
+        <w:t xml:space="preserve">E – Dateioperationen</w:t>
+      </w:r>
+    </w:p>
+    <w:p>
+      <w:pPr>
+        <w:pStyle w:val="FirstParagraph"/>
+      </w:pPr>
+      <w:r>
+        <w:t xml:space="preserve">Beschreibe den Unterschied:</w:t>
       </w:r>
     </w:p>
     <w:p>
@@ -6782,7 +7339,7 @@
         <w:pStyle w:val="Compact"/>
       </w:pPr>
       <w:r>
-        <w:t xml:space="preserve">Datei während einer laufenden Berechnung sehr schnell bereithalten</w:t>
+        <w:t xml:space="preserve">Datei kopieren</w:t>
       </w:r>
     </w:p>
     <w:p>
@@ -6794,7 +7351,7 @@
         <w:pStyle w:val="Compact"/>
       </w:pPr>
       <w:r>
-        <w:t xml:space="preserve">Fotos dauerhaft auf dem Smartphone speichern</w:t>
+        <w:t xml:space="preserve">Datei verschieben</w:t>
       </w:r>
     </w:p>
     <w:p>
@@ -6806,7 +7363,7 @@
         <w:pStyle w:val="Compact"/>
       </w:pPr>
       <w:r>
-        <w:t xml:space="preserve">gemeinsam an einem Dokument arbeiten</w:t>
+        <w:t xml:space="preserve">Datei umbenennen</w:t>
       </w:r>
     </w:p>
     <w:p>
@@ -6818,17 +7375,225 @@
         <w:pStyle w:val="Compact"/>
       </w:pPr>
       <w:r>
-        <w:t xml:space="preserve">wichtige Schuldokumente zusätzlich sichern</w:t>
-      </w:r>
-    </w:p>
-    <w:bookmarkEnd w:id="95"/>
-    <w:bookmarkStart w:id="96" w:name="c-größenordnungen"/>
+        <w:t xml:space="preserve">Datei löschen</w:t>
+      </w:r>
+    </w:p>
+    <w:p>
+      <w:pPr>
+        <w:pStyle w:val="FirstParagraph"/>
+      </w:pPr>
+      <w:r>
+        <w:t xml:space="preserve">Formuliere je ein Beispiel aus deinem Schulalltag.</w:t>
+      </w:r>
+    </w:p>
+    <w:bookmarkEnd w:id="98"/>
+    <w:bookmarkStart w:id="99" w:name="f-fehlermeldungen-verstehen"/>
     <w:p>
       <w:pPr>
         <w:pStyle w:val="Heading2"/>
       </w:pPr>
       <w:r>
-        <w:t xml:space="preserve">C – Größenordnungen</w:t>
+        <w:t xml:space="preserve">F – Fehlermeldungen verstehen</w:t>
+      </w:r>
+    </w:p>
+    <w:p>
+      <w:pPr>
+        <w:pStyle w:val="FirstParagraph"/>
+      </w:pPr>
+      <w:r>
+        <w:t xml:space="preserve">Ordne eine sinnvolle Reaktion zu:</w:t>
+      </w:r>
+    </w:p>
+    <w:tbl>
+      <w:tblPr>
+        <w:tblStyle w:val="Table"/>
+        <w:tblW w:type="auto" w:w="0"/>
+        <w:tblLook w:firstRow="1" w:lastRow="0" w:firstColumn="0" w:lastColumn="0" w:noHBand="0" w:noVBand="0" w:val="0020"/>
+        <w:jc w:val="start"/>
+      </w:tblPr>
+      <w:tblGrid>
+        <w:gridCol w:w="3960"/>
+        <w:gridCol w:w="3960"/>
+      </w:tblGrid>
+      <w:tr>
+        <w:trPr>
+          <w:tblHeader w:val="true"/>
+        </w:trPr>
+        <w:tc>
+          <w:tcPr/>
+          <w:p>
+            <w:pPr>
+              <w:pStyle w:val="Compact"/>
+              <w:jc w:val="left"/>
+            </w:pPr>
+            <w:r>
+              <w:t xml:space="preserve">Meldung</w:t>
+            </w:r>
+          </w:p>
+        </w:tc>
+        <w:tc>
+          <w:tcPr/>
+          <w:p>
+            <w:pPr>
+              <w:pStyle w:val="Compact"/>
+              <w:jc w:val="left"/>
+            </w:pPr>
+            <w:r>
+              <w:t xml:space="preserve">sinnvolle Reaktion</w:t>
+            </w:r>
+          </w:p>
+        </w:tc>
+      </w:tr>
+      <w:tr>
+        <w:tc>
+          <w:tcPr/>
+          <w:p>
+            <w:pPr>
+              <w:pStyle w:val="Compact"/>
+              <w:jc w:val="left"/>
+            </w:pPr>
+            <w:r>
+              <w:t xml:space="preserve">Datei nicht gefunden</w:t>
+            </w:r>
+          </w:p>
+        </w:tc>
+        <w:tc>
+          <w:tcPr/>
+          <w:p>
+            <w:pPr>
+              <w:pStyle w:val="Compact"/>
+            </w:pPr>
+          </w:p>
+        </w:tc>
+      </w:tr>
+      <w:tr>
+        <w:tc>
+          <w:tcPr/>
+          <w:p>
+            <w:pPr>
+              <w:pStyle w:val="Compact"/>
+              <w:jc w:val="left"/>
+            </w:pPr>
+            <w:r>
+              <w:t xml:space="preserve">Keine Berechtigung</w:t>
+            </w:r>
+          </w:p>
+        </w:tc>
+        <w:tc>
+          <w:tcPr/>
+          <w:p>
+            <w:pPr>
+              <w:pStyle w:val="Compact"/>
+            </w:pPr>
+          </w:p>
+        </w:tc>
+      </w:tr>
+      <w:tr>
+        <w:tc>
+          <w:tcPr/>
+          <w:p>
+            <w:pPr>
+              <w:pStyle w:val="Compact"/>
+              <w:jc w:val="left"/>
+            </w:pPr>
+            <w:r>
+              <w:t xml:space="preserve">Datei bereits vorhanden</w:t>
+            </w:r>
+          </w:p>
+        </w:tc>
+        <w:tc>
+          <w:tcPr/>
+          <w:p>
+            <w:pPr>
+              <w:pStyle w:val="Compact"/>
+            </w:pPr>
+          </w:p>
+        </w:tc>
+      </w:tr>
+      <w:tr>
+        <w:tc>
+          <w:tcPr/>
+          <w:p>
+            <w:pPr>
+              <w:pStyle w:val="Compact"/>
+              <w:jc w:val="left"/>
+            </w:pPr>
+            <w:r>
+              <w:t xml:space="preserve">Netzwerk nicht verfügbar</w:t>
+            </w:r>
+          </w:p>
+        </w:tc>
+        <w:tc>
+          <w:tcPr/>
+          <w:p>
+            <w:pPr>
+              <w:pStyle w:val="Compact"/>
+            </w:pPr>
+          </w:p>
+        </w:tc>
+      </w:tr>
+      <w:tr>
+        <w:tc>
+          <w:tcPr/>
+          <w:p>
+            <w:pPr>
+              <w:pStyle w:val="Compact"/>
+              <w:jc w:val="left"/>
+            </w:pPr>
+            <w:r>
+              <w:t xml:space="preserve">Speicher voll</w:t>
+            </w:r>
+          </w:p>
+        </w:tc>
+        <w:tc>
+          <w:tcPr/>
+          <w:p>
+            <w:pPr>
+              <w:pStyle w:val="Compact"/>
+            </w:pPr>
+          </w:p>
+        </w:tc>
+      </w:tr>
+    </w:tbl>
+    <w:p>
+      <w:pPr>
+        <w:pStyle w:val="BodyText"/>
+      </w:pPr>
+      <w:r>
+        <w:t xml:space="preserve">Merksatz: Erst lesen, dann handeln. Nicht jede Meldung einfach wegklicken.</w:t>
+      </w:r>
+    </w:p>
+    <w:p>
+      <w:r>
+        <w:br w:type="page"/>
+      </w:r>
+    </w:p>
+    <w:bookmarkEnd w:id="99"/>
+    <w:bookmarkEnd w:id="100"/>
+    <w:bookmarkStart w:id="106" w:name="Xdba697b7f5d3dabdf54b35ace02fda93ef468a2"/>
+    <w:p>
+      <w:pPr>
+        <w:pStyle w:val="Heading1"/>
+      </w:pPr>
+      <w:r>
+        <w:t xml:space="preserve">Material M15–17 – Informatiksysteme und Dateien</w:t>
+      </w:r>
+    </w:p>
+    <w:bookmarkStart w:id="101" w:name="a-hardware-oder-software"/>
+    <w:p>
+      <w:pPr>
+        <w:pStyle w:val="Heading2"/>
+      </w:pPr>
+      <w:r>
+        <w:t xml:space="preserve">A – Hardware oder Software?</w:t>
+      </w:r>
+    </w:p>
+    <w:p>
+      <w:pPr>
+        <w:pStyle w:val="FirstParagraph"/>
+      </w:pPr>
+      <w:r>
+        <w:t xml:space="preserve">Ordne zu:</w:t>
       </w:r>
     </w:p>
     <w:p>
@@ -6840,7 +7605,7 @@
         <w:pStyle w:val="Compact"/>
       </w:pPr>
       <w:r>
-        <w:t xml:space="preserve">16 Byte = ______ Bit</w:t>
+        <w:t xml:space="preserve">SSD</w:t>
       </w:r>
     </w:p>
     <w:p>
@@ -6852,7 +7617,7 @@
         <w:pStyle w:val="Compact"/>
       </w:pPr>
       <w:r>
-        <w:t xml:space="preserve">4 KB, 8 MB, 2 GB, 900 KB – sortiere aufsteigend.</w:t>
+        <w:t xml:space="preserve">Browser</w:t>
       </w:r>
     </w:p>
     <w:p>
@@ -6864,11 +7629,183 @@
         <w:pStyle w:val="Compact"/>
       </w:pPr>
       <w:r>
+        <w:t xml:space="preserve">Betriebssystem</w:t>
+      </w:r>
+    </w:p>
+    <w:p>
+      <w:pPr>
+        <w:numPr>
+          <w:ilvl w:val="0"/>
+          <w:numId w:val="1032"/>
+        </w:numPr>
+        <w:pStyle w:val="Compact"/>
+      </w:pPr>
+      <w:r>
+        <w:t xml:space="preserve">Mikrofon</w:t>
+      </w:r>
+    </w:p>
+    <w:p>
+      <w:pPr>
+        <w:numPr>
+          <w:ilvl w:val="0"/>
+          <w:numId w:val="1032"/>
+        </w:numPr>
+        <w:pStyle w:val="Compact"/>
+      </w:pPr>
+      <w:r>
+        <w:t xml:space="preserve">RAM</w:t>
+      </w:r>
+    </w:p>
+    <w:p>
+      <w:pPr>
+        <w:numPr>
+          <w:ilvl w:val="0"/>
+          <w:numId w:val="1032"/>
+        </w:numPr>
+        <w:pStyle w:val="Compact"/>
+      </w:pPr>
+      <w:r>
+        <w:t xml:space="preserve">Textverarbeitung</w:t>
+      </w:r>
+    </w:p>
+    <w:p>
+      <w:pPr>
+        <w:numPr>
+          <w:ilvl w:val="0"/>
+          <w:numId w:val="1032"/>
+        </w:numPr>
+        <w:pStyle w:val="Compact"/>
+      </w:pPr>
+      <w:r>
+        <w:t xml:space="preserve">Prozessor</w:t>
+      </w:r>
+    </w:p>
+    <w:p>
+      <w:pPr>
+        <w:numPr>
+          <w:ilvl w:val="0"/>
+          <w:numId w:val="1032"/>
+        </w:numPr>
+        <w:pStyle w:val="Compact"/>
+      </w:pPr>
+      <w:r>
+        <w:t xml:space="preserve">Präsentationsprogramm</w:t>
+      </w:r>
+    </w:p>
+    <w:bookmarkEnd w:id="101"/>
+    <w:bookmarkStart w:id="102" w:name="b-speicher-auswählen"/>
+    <w:p>
+      <w:pPr>
+        <w:pStyle w:val="Heading2"/>
+      </w:pPr>
+      <w:r>
+        <w:t xml:space="preserve">B – Speicher auswählen</w:t>
+      </w:r>
+    </w:p>
+    <w:p>
+      <w:pPr>
+        <w:pStyle w:val="FirstParagraph"/>
+      </w:pPr>
+      <w:r>
+        <w:t xml:space="preserve">Wähle einen geeigneten Speicher und begründe:</w:t>
+      </w:r>
+    </w:p>
+    <w:p>
+      <w:pPr>
+        <w:numPr>
+          <w:ilvl w:val="0"/>
+          <w:numId w:val="1033"/>
+        </w:numPr>
+        <w:pStyle w:val="Compact"/>
+      </w:pPr>
+      <w:r>
+        <w:t xml:space="preserve">Datei während einer laufenden Berechnung sehr schnell bereithalten</w:t>
+      </w:r>
+    </w:p>
+    <w:p>
+      <w:pPr>
+        <w:numPr>
+          <w:ilvl w:val="0"/>
+          <w:numId w:val="1033"/>
+        </w:numPr>
+        <w:pStyle w:val="Compact"/>
+      </w:pPr>
+      <w:r>
+        <w:t xml:space="preserve">Fotos dauerhaft auf dem Smartphone speichern</w:t>
+      </w:r>
+    </w:p>
+    <w:p>
+      <w:pPr>
+        <w:numPr>
+          <w:ilvl w:val="0"/>
+          <w:numId w:val="1033"/>
+        </w:numPr>
+        <w:pStyle w:val="Compact"/>
+      </w:pPr>
+      <w:r>
+        <w:t xml:space="preserve">gemeinsam an einem Dokument arbeiten</w:t>
+      </w:r>
+    </w:p>
+    <w:p>
+      <w:pPr>
+        <w:numPr>
+          <w:ilvl w:val="0"/>
+          <w:numId w:val="1033"/>
+        </w:numPr>
+        <w:pStyle w:val="Compact"/>
+      </w:pPr>
+      <w:r>
+        <w:t xml:space="preserve">wichtige Schuldokumente zusätzlich sichern</w:t>
+      </w:r>
+    </w:p>
+    <w:bookmarkEnd w:id="102"/>
+    <w:bookmarkStart w:id="103" w:name="c-größenordnungen"/>
+    <w:p>
+      <w:pPr>
+        <w:pStyle w:val="Heading2"/>
+      </w:pPr>
+      <w:r>
+        <w:t xml:space="preserve">C – Größenordnungen</w:t>
+      </w:r>
+    </w:p>
+    <w:p>
+      <w:pPr>
+        <w:numPr>
+          <w:ilvl w:val="0"/>
+          <w:numId w:val="1034"/>
+        </w:numPr>
+        <w:pStyle w:val="Compact"/>
+      </w:pPr>
+      <w:r>
+        <w:t xml:space="preserve">16 Byte = ______ Bit</w:t>
+      </w:r>
+    </w:p>
+    <w:p>
+      <w:pPr>
+        <w:numPr>
+          <w:ilvl w:val="0"/>
+          <w:numId w:val="1034"/>
+        </w:numPr>
+        <w:pStyle w:val="Compact"/>
+      </w:pPr>
+      <w:r>
+        <w:t xml:space="preserve">4 KB, 8 MB, 2 GB, 900 KB – sortiere aufsteigend.</w:t>
+      </w:r>
+    </w:p>
+    <w:p>
+      <w:pPr>
+        <w:numPr>
+          <w:ilvl w:val="0"/>
+          <w:numId w:val="1034"/>
+        </w:numPr>
+        <w:pStyle w:val="Compact"/>
+      </w:pPr>
+      <w:r>
         <w:t xml:space="preserve">Welche Größenordnung erwartest du ungefähr für Textdatei, Foto und Video? Begründe ohne exakte Werte.</w:t>
       </w:r>
     </w:p>
-    <w:bookmarkEnd w:id="96"/>
-    <w:bookmarkStart w:id="97" w:name="d-ordnerchallenge"/>
+    <w:bookmarkEnd w:id="103"/>
+    <w:bookmarkStart w:id="104" w:name="d-ordnerchallenge"/>
     <w:p>
       <w:pPr>
         <w:pStyle w:val="Heading2"/>
@@ -6958,8 +7895,8 @@
         <w:t xml:space="preserve">Erstelle anschließend Testdateien und führe Kopieren, Verschieben, Umbenennen und Löschen aus.</w:t>
       </w:r>
     </w:p>
-    <w:bookmarkEnd w:id="97"/>
-    <w:bookmarkStart w:id="98" w:name="e-fehlerfall"/>
+    <w:bookmarkEnd w:id="104"/>
+    <w:bookmarkStart w:id="105" w:name="e-fehlerfall"/>
     <w:p>
       <w:pPr>
         <w:pStyle w:val="Heading2"/>
@@ -6999,8 +7936,8 @@
         <w:t xml:space="preserve">Entwickle drei Regeln, die dieses Problem künftig vermeiden.</w:t>
       </w:r>
     </w:p>
-    <w:bookmarkEnd w:id="98"/>
-    <w:bookmarkEnd w:id="99"/>
+    <w:bookmarkEnd w:id="105"/>
+    <w:bookmarkEnd w:id="106"/>
     <w:sectPr>
       <w:headerReference r:id="rId9" w:type="default"/>
       <w:footerReference r:id="rId11" w:type="default"/>
@@ -7031,7 +7968,7 @@
       <w:rPr>
         <w:sz w:val="16"/>
       </w:rPr>
-      <w:t>Unterrichtsmaterial Oberschule Sachsen · Version v0.4.0-356-g3db0967-dirty · Build 17.08.2026</w:t>
+      <w:t>Unterrichtsmaterial Oberschule Sachsen · Version v0.4.0-376-gf442749-dirty · Build 17.08.2026</w:t>
     </w:r>
   </w:p>
 </w:ftr>
@@ -8560,6 +9497,39 @@
     </w:lvlOverride>
   </w:num>
   <w:num w:numId="1032">
+    <w:abstractNumId w:val="991"/>
+  </w:num>
+  <w:num w:numId="1033">
+    <w:abstractNumId w:val="99411"/>
+    <w:lvlOverride w:ilvl="0">
+      <w:startOverride w:val="1"/>
+    </w:lvlOverride>
+    <w:lvlOverride w:ilvl="1">
+      <w:startOverride w:val="1"/>
+    </w:lvlOverride>
+    <w:lvlOverride w:ilvl="2">
+      <w:startOverride w:val="1"/>
+    </w:lvlOverride>
+    <w:lvlOverride w:ilvl="3">
+      <w:startOverride w:val="1"/>
+    </w:lvlOverride>
+    <w:lvlOverride w:ilvl="4">
+      <w:startOverride w:val="1"/>
+    </w:lvlOverride>
+    <w:lvlOverride w:ilvl="5">
+      <w:startOverride w:val="1"/>
+    </w:lvlOverride>
+    <w:lvlOverride w:ilvl="6">
+      <w:startOverride w:val="1"/>
+    </w:lvlOverride>
+    <w:lvlOverride w:ilvl="7">
+      <w:startOverride w:val="1"/>
+    </w:lvlOverride>
+    <w:lvlOverride w:ilvl="8">
+      <w:startOverride w:val="1"/>
+    </w:lvlOverride>
+  </w:num>
+  <w:num w:numId="1034">
     <w:abstractNumId w:val="99411"/>
     <w:lvlOverride w:ilvl="0">
       <w:startOverride w:val="1"/>

--- a/Ausgabe/Klasse_7/01_Informatik_im_Alltag/03_Material.docx
+++ b/Ausgabe/Klasse_7/01_Informatik_im_Alltag/03_Material.docx
@@ -6999,8 +6999,686 @@
         <w:t xml:space="preserve">Entwickle drei Regeln, die dieses Problem künftig vermeiden.</w:t>
       </w:r>
     </w:p>
+    <w:p>
+      <w:r>
+        <w:br w:type="page"/>
+      </w:r>
+    </w:p>
     <w:bookmarkEnd w:id="98"/>
     <w:bookmarkEnd w:id="99"/>
+    <w:bookmarkStart w:id="105" w:name="X9ef68835896787c137419709f90069d0865a0d5"/>
+    <w:p>
+      <w:pPr>
+        <w:pStyle w:val="Heading1"/>
+      </w:pPr>
+      <w:r>
+        <w:t xml:space="preserve">Material – Systembereitschaft, Lizenzen und Speicher</w:t>
+      </w:r>
+    </w:p>
+    <w:bookmarkStart w:id="100" w:name="a-systembereitschaft-prüfen"/>
+    <w:p>
+      <w:pPr>
+        <w:pStyle w:val="Heading2"/>
+      </w:pPr>
+      <w:r>
+        <w:t xml:space="preserve">A – Systembereitschaft prüfen</w:t>
+      </w:r>
+    </w:p>
+    <w:p>
+      <w:pPr>
+        <w:pStyle w:val="FirstParagraph"/>
+      </w:pPr>
+      <w:r>
+        <w:t xml:space="preserve">Bevor ein Informatiksystem für eine Aufgabe genutzt werden kann, müssen mehrere Dinge funktionieren.</w:t>
+      </w:r>
+    </w:p>
+    <w:tbl>
+      <w:tblPr>
+        <w:tblStyle w:val="Table"/>
+        <w:tblW w:type="auto" w:w="0"/>
+        <w:tblLook w:firstRow="1" w:lastRow="0" w:firstColumn="0" w:lastColumn="0" w:noHBand="0" w:noVBand="0" w:val="0020"/>
+        <w:jc w:val="start"/>
+      </w:tblPr>
+      <w:tblGrid>
+        <w:gridCol w:w="2640"/>
+        <w:gridCol w:w="2640"/>
+        <w:gridCol w:w="2640"/>
+      </w:tblGrid>
+      <w:tr>
+        <w:trPr>
+          <w:tblHeader w:val="true"/>
+        </w:trPr>
+        <w:tc>
+          <w:tcPr/>
+          <w:p>
+            <w:pPr>
+              <w:pStyle w:val="Compact"/>
+              <w:jc w:val="left"/>
+            </w:pPr>
+            <w:r>
+              <w:t xml:space="preserve">Prüffrage</w:t>
+            </w:r>
+          </w:p>
+        </w:tc>
+        <w:tc>
+          <w:tcPr/>
+          <w:p>
+            <w:pPr>
+              <w:pStyle w:val="Compact"/>
+              <w:jc w:val="left"/>
+            </w:pPr>
+            <w:r>
+              <w:t xml:space="preserve">ja/nein</w:t>
+            </w:r>
+          </w:p>
+        </w:tc>
+        <w:tc>
+          <w:tcPr/>
+          <w:p>
+            <w:pPr>
+              <w:pStyle w:val="Compact"/>
+              <w:jc w:val="left"/>
+            </w:pPr>
+            <w:r>
+              <w:t xml:space="preserve">Was tue ich bei nein?</w:t>
+            </w:r>
+          </w:p>
+        </w:tc>
+      </w:tr>
+      <w:tr>
+        <w:tc>
+          <w:tcPr/>
+          <w:p>
+            <w:pPr>
+              <w:pStyle w:val="Compact"/>
+              <w:jc w:val="left"/>
+            </w:pPr>
+            <w:r>
+              <w:t xml:space="preserve">Gerät eingeschaltet und angemeldet?</w:t>
+            </w:r>
+          </w:p>
+        </w:tc>
+        <w:tc>
+          <w:tcPr/>
+          <w:p>
+            <w:pPr>
+              <w:pStyle w:val="Compact"/>
+            </w:pPr>
+          </w:p>
+        </w:tc>
+        <w:tc>
+          <w:tcPr/>
+          <w:p>
+            <w:pPr>
+              <w:pStyle w:val="Compact"/>
+            </w:pPr>
+          </w:p>
+        </w:tc>
+      </w:tr>
+      <w:tr>
+        <w:tc>
+          <w:tcPr/>
+          <w:p>
+            <w:pPr>
+              <w:pStyle w:val="Compact"/>
+              <w:jc w:val="left"/>
+            </w:pPr>
+            <w:r>
+              <w:t xml:space="preserve">Netzwerk bzw. Internet verfügbar?</w:t>
+            </w:r>
+          </w:p>
+        </w:tc>
+        <w:tc>
+          <w:tcPr/>
+          <w:p>
+            <w:pPr>
+              <w:pStyle w:val="Compact"/>
+            </w:pPr>
+          </w:p>
+        </w:tc>
+        <w:tc>
+          <w:tcPr/>
+          <w:p>
+            <w:pPr>
+              <w:pStyle w:val="Compact"/>
+            </w:pPr>
+          </w:p>
+        </w:tc>
+      </w:tr>
+      <w:tr>
+        <w:tc>
+          <w:tcPr/>
+          <w:p>
+            <w:pPr>
+              <w:pStyle w:val="Compact"/>
+              <w:jc w:val="left"/>
+            </w:pPr>
+            <w:r>
+              <w:t xml:space="preserve">Lernplattform erreichbar?</w:t>
+            </w:r>
+          </w:p>
+        </w:tc>
+        <w:tc>
+          <w:tcPr/>
+          <w:p>
+            <w:pPr>
+              <w:pStyle w:val="Compact"/>
+            </w:pPr>
+          </w:p>
+        </w:tc>
+        <w:tc>
+          <w:tcPr/>
+          <w:p>
+            <w:pPr>
+              <w:pStyle w:val="Compact"/>
+            </w:pPr>
+          </w:p>
+        </w:tc>
+      </w:tr>
+      <w:tr>
+        <w:tc>
+          <w:tcPr/>
+          <w:p>
+            <w:pPr>
+              <w:pStyle w:val="Compact"/>
+              <w:jc w:val="left"/>
+            </w:pPr>
+            <w:r>
+              <w:t xml:space="preserve">Benötigte Datei vorhanden?</w:t>
+            </w:r>
+          </w:p>
+        </w:tc>
+        <w:tc>
+          <w:tcPr/>
+          <w:p>
+            <w:pPr>
+              <w:pStyle w:val="Compact"/>
+            </w:pPr>
+          </w:p>
+        </w:tc>
+        <w:tc>
+          <w:tcPr/>
+          <w:p>
+            <w:pPr>
+              <w:pStyle w:val="Compact"/>
+            </w:pPr>
+          </w:p>
+        </w:tc>
+      </w:tr>
+      <w:tr>
+        <w:tc>
+          <w:tcPr/>
+          <w:p>
+            <w:pPr>
+              <w:pStyle w:val="Compact"/>
+              <w:jc w:val="left"/>
+            </w:pPr>
+            <w:r>
+              <w:t xml:space="preserve">Passende Anwendung installiert/geöffnet?</w:t>
+            </w:r>
+          </w:p>
+        </w:tc>
+        <w:tc>
+          <w:tcPr/>
+          <w:p>
+            <w:pPr>
+              <w:pStyle w:val="Compact"/>
+            </w:pPr>
+          </w:p>
+        </w:tc>
+        <w:tc>
+          <w:tcPr/>
+          <w:p>
+            <w:pPr>
+              <w:pStyle w:val="Compact"/>
+            </w:pPr>
+          </w:p>
+        </w:tc>
+      </w:tr>
+      <w:tr>
+        <w:tc>
+          <w:tcPr/>
+          <w:p>
+            <w:pPr>
+              <w:pStyle w:val="Compact"/>
+              <w:jc w:val="left"/>
+            </w:pPr>
+            <w:r>
+              <w:t xml:space="preserve">Zugriff erlaubt?</w:t>
+            </w:r>
+          </w:p>
+        </w:tc>
+        <w:tc>
+          <w:tcPr/>
+          <w:p>
+            <w:pPr>
+              <w:pStyle w:val="Compact"/>
+            </w:pPr>
+          </w:p>
+        </w:tc>
+        <w:tc>
+          <w:tcPr/>
+          <w:p>
+            <w:pPr>
+              <w:pStyle w:val="Compact"/>
+            </w:pPr>
+          </w:p>
+        </w:tc>
+      </w:tr>
+    </w:tbl>
+    <w:bookmarkEnd w:id="100"/>
+    <w:bookmarkStart w:id="101" w:name="b-hinweise-und-fehlermeldungen-lesen"/>
+    <w:p>
+      <w:pPr>
+        <w:pStyle w:val="Heading2"/>
+      </w:pPr>
+      <w:r>
+        <w:t xml:space="preserve">B – Hinweise und Fehlermeldungen lesen</w:t>
+      </w:r>
+    </w:p>
+    <w:p>
+      <w:pPr>
+        <w:pStyle w:val="FirstParagraph"/>
+      </w:pPr>
+      <w:r>
+        <w:t xml:space="preserve">Ordne passende Reaktionen zu.</w:t>
+      </w:r>
+    </w:p>
+    <w:p>
+      <w:pPr>
+        <w:numPr>
+          <w:ilvl w:val="0"/>
+          <w:numId w:val="1033"/>
+        </w:numPr>
+        <w:pStyle w:val="Compact"/>
+      </w:pPr>
+      <w:r>
+        <w:t xml:space="preserve">„Datei bereits vorhanden“</w:t>
+      </w:r>
+    </w:p>
+    <w:p>
+      <w:pPr>
+        <w:numPr>
+          <w:ilvl w:val="0"/>
+          <w:numId w:val="1033"/>
+        </w:numPr>
+        <w:pStyle w:val="Compact"/>
+      </w:pPr>
+      <w:r>
+        <w:t xml:space="preserve">„Zugriff verweigert“</w:t>
+      </w:r>
+    </w:p>
+    <w:p>
+      <w:pPr>
+        <w:numPr>
+          <w:ilvl w:val="0"/>
+          <w:numId w:val="1033"/>
+        </w:numPr>
+        <w:pStyle w:val="Compact"/>
+      </w:pPr>
+      <w:r>
+        <w:t xml:space="preserve">„Keine Netzwerkverbindung“</w:t>
+      </w:r>
+    </w:p>
+    <w:p>
+      <w:pPr>
+        <w:numPr>
+          <w:ilvl w:val="0"/>
+          <w:numId w:val="1033"/>
+        </w:numPr>
+        <w:pStyle w:val="Compact"/>
+      </w:pPr>
+      <w:r>
+        <w:t xml:space="preserve">„Dateityp unbekannt“</w:t>
+      </w:r>
+    </w:p>
+    <w:p>
+      <w:pPr>
+        <w:numPr>
+          <w:ilvl w:val="0"/>
+          <w:numId w:val="1033"/>
+        </w:numPr>
+        <w:pStyle w:val="Compact"/>
+      </w:pPr>
+      <w:r>
+        <w:t xml:space="preserve">„Änderungen nicht gespeichert“</w:t>
+      </w:r>
+    </w:p>
+    <w:p>
+      <w:pPr>
+        <w:pStyle w:val="FirstParagraph"/>
+      </w:pPr>
+      <w:r>
+        <w:t xml:space="preserve">Mögliche Reaktionen:</w:t>
+      </w:r>
+    </w:p>
+    <w:p>
+      <w:pPr>
+        <w:numPr>
+          <w:ilvl w:val="0"/>
+          <w:numId w:val="1034"/>
+        </w:numPr>
+        <w:pStyle w:val="Compact"/>
+      </w:pPr>
+      <w:r>
+        <w:t xml:space="preserve">Verbindung prüfen</w:t>
+      </w:r>
+    </w:p>
+    <w:p>
+      <w:pPr>
+        <w:numPr>
+          <w:ilvl w:val="0"/>
+          <w:numId w:val="1034"/>
+        </w:numPr>
+        <w:pStyle w:val="Compact"/>
+      </w:pPr>
+      <w:r>
+        <w:t xml:space="preserve">anderen Dateinamen wählen oder Überschreiben bewusst entscheiden</w:t>
+      </w:r>
+    </w:p>
+    <w:p>
+      <w:pPr>
+        <w:numPr>
+          <w:ilvl w:val="0"/>
+          <w:numId w:val="1034"/>
+        </w:numPr>
+        <w:pStyle w:val="Compact"/>
+      </w:pPr>
+      <w:r>
+        <w:t xml:space="preserve">passende Anwendung auswählen</w:t>
+      </w:r>
+    </w:p>
+    <w:p>
+      <w:pPr>
+        <w:numPr>
+          <w:ilvl w:val="0"/>
+          <w:numId w:val="1034"/>
+        </w:numPr>
+        <w:pStyle w:val="Compact"/>
+      </w:pPr>
+      <w:r>
+        <w:t xml:space="preserve">Rechte/Freigabe prüfen</w:t>
+      </w:r>
+    </w:p>
+    <w:p>
+      <w:pPr>
+        <w:numPr>
+          <w:ilvl w:val="0"/>
+          <w:numId w:val="1034"/>
+        </w:numPr>
+        <w:pStyle w:val="Compact"/>
+      </w:pPr>
+      <w:r>
+        <w:t xml:space="preserve">speichern oder Speicherort prüfen</w:t>
+      </w:r>
+    </w:p>
+    <w:bookmarkEnd w:id="101"/>
+    <w:bookmarkStart w:id="102" w:name="c-lizenzformen-unterscheiden"/>
+    <w:p>
+      <w:pPr>
+        <w:pStyle w:val="Heading2"/>
+      </w:pPr>
+      <w:r>
+        <w:t xml:space="preserve">C – Lizenzformen unterscheiden</w:t>
+      </w:r>
+    </w:p>
+    <w:tbl>
+      <w:tblPr>
+        <w:tblStyle w:val="Table"/>
+        <w:tblW w:type="pct" w:w="5000"/>
+        <w:tblLook w:firstRow="1" w:lastRow="0" w:firstColumn="0" w:lastColumn="0" w:noHBand="0" w:noVBand="0" w:val="0020"/>
+        <w:jc w:val="start"/>
+      </w:tblPr>
+      <w:tblGrid>
+        <w:gridCol w:w="3960"/>
+        <w:gridCol w:w="3960"/>
+      </w:tblGrid>
+      <w:tr>
+        <w:trPr>
+          <w:tblHeader w:val="true"/>
+        </w:trPr>
+        <w:tc>
+          <w:tcPr/>
+          <w:p>
+            <w:pPr>
+              <w:pStyle w:val="Compact"/>
+              <w:jc w:val="left"/>
+            </w:pPr>
+            <w:r>
+              <w:t xml:space="preserve">Aussage</w:t>
+            </w:r>
+          </w:p>
+        </w:tc>
+        <w:tc>
+          <w:tcPr/>
+          <w:p>
+            <w:pPr>
+              <w:pStyle w:val="Compact"/>
+              <w:jc w:val="left"/>
+            </w:pPr>
+            <w:r>
+              <w:t xml:space="preserve">trifft eher zu auf</w:t>
+            </w:r>
+          </w:p>
+        </w:tc>
+      </w:tr>
+      <w:tr>
+        <w:tc>
+          <w:tcPr/>
+          <w:p>
+            <w:pPr>
+              <w:pStyle w:val="Compact"/>
+              <w:jc w:val="left"/>
+            </w:pPr>
+            <w:r>
+              <w:t xml:space="preserve">Der Quelltext ist nicht öffentlich zugänglich.</w:t>
+            </w:r>
+          </w:p>
+        </w:tc>
+        <w:tc>
+          <w:tcPr/>
+          <w:p>
+            <w:pPr>
+              <w:pStyle w:val="Compact"/>
+            </w:pPr>
+          </w:p>
+        </w:tc>
+      </w:tr>
+      <w:tr>
+        <w:tc>
+          <w:tcPr/>
+          <w:p>
+            <w:pPr>
+              <w:pStyle w:val="Compact"/>
+              <w:jc w:val="left"/>
+            </w:pPr>
+            <w:r>
+              <w:t xml:space="preserve">Nutzung und Weitergabe richten sich nach einer Lizenz.</w:t>
+            </w:r>
+          </w:p>
+        </w:tc>
+        <w:tc>
+          <w:tcPr/>
+          <w:p>
+            <w:pPr>
+              <w:pStyle w:val="Compact"/>
+            </w:pPr>
+          </w:p>
+        </w:tc>
+      </w:tr>
+      <w:tr>
+        <w:tc>
+          <w:tcPr/>
+          <w:p>
+            <w:pPr>
+              <w:pStyle w:val="Compact"/>
+              <w:jc w:val="left"/>
+            </w:pPr>
+            <w:r>
+              <w:t xml:space="preserve">Die Software kostet nichts, darf aber nicht automatisch verändert werden.</w:t>
+            </w:r>
+          </w:p>
+        </w:tc>
+        <w:tc>
+          <w:tcPr/>
+          <w:p>
+            <w:pPr>
+              <w:pStyle w:val="Compact"/>
+            </w:pPr>
+          </w:p>
+        </w:tc>
+      </w:tr>
+      <w:tr>
+        <w:tc>
+          <w:tcPr/>
+          <w:p>
+            <w:pPr>
+              <w:pStyle w:val="Compact"/>
+              <w:jc w:val="left"/>
+            </w:pPr>
+            <w:r>
+              <w:t xml:space="preserve">Der Quelltext ist zugänglich und darf im Rahmen der Lizenz genutzt werden.</w:t>
+            </w:r>
+          </w:p>
+        </w:tc>
+        <w:tc>
+          <w:tcPr/>
+          <w:p>
+            <w:pPr>
+              <w:pStyle w:val="Compact"/>
+            </w:pPr>
+          </w:p>
+        </w:tc>
+      </w:tr>
+      <w:tr>
+        <w:tc>
+          <w:tcPr/>
+          <w:p>
+            <w:pPr>
+              <w:pStyle w:val="Compact"/>
+              <w:jc w:val="left"/>
+            </w:pPr>
+            <w:r>
+              <w:t xml:space="preserve">Die Freiheit zum Ausführen, Untersuchen, Verändern und Weitergeben steht im Mittelpunkt.</w:t>
+            </w:r>
+          </w:p>
+        </w:tc>
+        <w:tc>
+          <w:tcPr/>
+          <w:p>
+            <w:pPr>
+              <w:pStyle w:val="Compact"/>
+            </w:pPr>
+          </w:p>
+        </w:tc>
+      </w:tr>
+    </w:tbl>
+    <w:p>
+      <w:pPr>
+        <w:pStyle w:val="BodyText"/>
+      </w:pPr>
+      <w:r>
+        <w:t xml:space="preserve">Begriffe: proprietär, kostenlos/freeware, Open Source, freie Software.</w:t>
+      </w:r>
+    </w:p>
+    <w:bookmarkEnd w:id="102"/>
+    <w:bookmarkStart w:id="103" w:name="d-speicher-vergleichen"/>
+    <w:p>
+      <w:pPr>
+        <w:pStyle w:val="Heading2"/>
+      </w:pPr>
+      <w:r>
+        <w:t xml:space="preserve">D – Speicher vergleichen</w:t>
+      </w:r>
+    </w:p>
+    <w:p>
+      <w:pPr>
+        <w:pStyle w:val="FirstParagraph"/>
+      </w:pPr>
+      <w:r>
+        <w:t xml:space="preserve">Vergleiche RAM, SSD, USB-Stick, Netzwerkspeicher und Cloudspeicher nach:</w:t>
+      </w:r>
+    </w:p>
+    <w:p>
+      <w:pPr>
+        <w:numPr>
+          <w:ilvl w:val="0"/>
+          <w:numId w:val="1035"/>
+        </w:numPr>
+        <w:pStyle w:val="Compact"/>
+      </w:pPr>
+      <w:r>
+        <w:t xml:space="preserve">flüchtig/nichtflüchtig</w:t>
+      </w:r>
+    </w:p>
+    <w:p>
+      <w:pPr>
+        <w:numPr>
+          <w:ilvl w:val="0"/>
+          <w:numId w:val="1035"/>
+        </w:numPr>
+        <w:pStyle w:val="Compact"/>
+      </w:pPr>
+      <w:r>
+        <w:t xml:space="preserve">Zugriffsort</w:t>
+      </w:r>
+    </w:p>
+    <w:p>
+      <w:pPr>
+        <w:numPr>
+          <w:ilvl w:val="0"/>
+          <w:numId w:val="1035"/>
+        </w:numPr>
+        <w:pStyle w:val="Compact"/>
+      </w:pPr>
+      <w:r>
+        <w:t xml:space="preserve">Geschwindigkeit/Zugriffszeit</w:t>
+      </w:r>
+    </w:p>
+    <w:p>
+      <w:pPr>
+        <w:numPr>
+          <w:ilvl w:val="0"/>
+          <w:numId w:val="1035"/>
+        </w:numPr>
+        <w:pStyle w:val="Compact"/>
+      </w:pPr>
+      <w:r>
+        <w:t xml:space="preserve">Zuverlässigkeit</w:t>
+      </w:r>
+    </w:p>
+    <w:p>
+      <w:pPr>
+        <w:numPr>
+          <w:ilvl w:val="0"/>
+          <w:numId w:val="1035"/>
+        </w:numPr>
+        <w:pStyle w:val="Compact"/>
+      </w:pPr>
+      <w:r>
+        <w:t xml:space="preserve">Eignung für Backup</w:t>
+      </w:r>
+    </w:p>
+    <w:bookmarkEnd w:id="103"/>
+    <w:bookmarkStart w:id="104" w:name="sicherung"/>
+    <w:p>
+      <w:pPr>
+        <w:pStyle w:val="Heading2"/>
+      </w:pPr>
+      <w:r>
+        <w:t xml:space="preserve">Sicherung</w:t>
+      </w:r>
+    </w:p>
+    <w:p>
+      <w:pPr>
+        <w:pStyle w:val="BlockText"/>
+      </w:pPr>
+      <w:r>
+        <w:t xml:space="preserve">Systembereitschaft, passende Lizenzen und geeignete Speicherorte sind Voraussetzung, damit Informatiksysteme im Alltag zuverlässig und verantwortungsvoll genutzt werden können.</w:t>
+      </w:r>
+    </w:p>
+    <w:bookmarkEnd w:id="104"/>
+    <w:bookmarkEnd w:id="105"/>
     <w:sectPr>
       <w:headerReference r:id="rId9" w:type="default"/>
       <w:footerReference r:id="rId11" w:type="default"/>
@@ -7031,7 +7709,7 @@
       <w:rPr>
         <w:sz w:val="16"/>
       </w:rPr>
-      <w:t>Unterrichtsmaterial Oberschule Sachsen · Version v0.4.0-356-g3db0967-dirty · Build 17.08.2026</w:t>
+      <w:t>Unterrichtsmaterial Oberschule Sachsen · Version v0.4.0-376-g6ba679b-dirty · Build 17.08.2026</w:t>
     </w:r>
   </w:p>
 </w:ftr>
@@ -8588,6 +9266,42 @@
     <w:lvlOverride w:ilvl="8">
       <w:startOverride w:val="1"/>
     </w:lvlOverride>
+  </w:num>
+  <w:num w:numId="1033">
+    <w:abstractNumId w:val="99411"/>
+    <w:lvlOverride w:ilvl="0">
+      <w:startOverride w:val="1"/>
+    </w:lvlOverride>
+    <w:lvlOverride w:ilvl="1">
+      <w:startOverride w:val="1"/>
+    </w:lvlOverride>
+    <w:lvlOverride w:ilvl="2">
+      <w:startOverride w:val="1"/>
+    </w:lvlOverride>
+    <w:lvlOverride w:ilvl="3">
+      <w:startOverride w:val="1"/>
+    </w:lvlOverride>
+    <w:lvlOverride w:ilvl="4">
+      <w:startOverride w:val="1"/>
+    </w:lvlOverride>
+    <w:lvlOverride w:ilvl="5">
+      <w:startOverride w:val="1"/>
+    </w:lvlOverride>
+    <w:lvlOverride w:ilvl="6">
+      <w:startOverride w:val="1"/>
+    </w:lvlOverride>
+    <w:lvlOverride w:ilvl="7">
+      <w:startOverride w:val="1"/>
+    </w:lvlOverride>
+    <w:lvlOverride w:ilvl="8">
+      <w:startOverride w:val="1"/>
+    </w:lvlOverride>
+  </w:num>
+  <w:num w:numId="1034">
+    <w:abstractNumId w:val="991"/>
+  </w:num>
+  <w:num w:numId="1035">
+    <w:abstractNumId w:val="991"/>
   </w:num>
 </w:numbering>
 </file>

--- a/Ausgabe/Klasse_7/01_Informatik_im_Alltag/03_Material.docx
+++ b/Ausgabe/Klasse_7/01_Informatik_im_Alltag/03_Material.docx
@@ -6999,8 +6999,434 @@
         <w:t xml:space="preserve">Entwickle drei Regeln, die dieses Problem künftig vermeiden.</w:t>
       </w:r>
     </w:p>
+    <w:p>
+      <w:r>
+        <w:br w:type="page"/>
+      </w:r>
+    </w:p>
     <w:bookmarkEnd w:id="98"/>
     <w:bookmarkEnd w:id="99"/>
+    <w:bookmarkStart w:id="104" w:name="Xef77e7ffc336927c51945624b7d0607e5bd298a"/>
+    <w:p>
+      <w:pPr>
+        <w:pStyle w:val="Heading1"/>
+      </w:pPr>
+      <w:r>
+        <w:t xml:space="preserve">M07 – Systembereitschaft und Dateioperationen</w:t>
+      </w:r>
+    </w:p>
+    <w:bookmarkStart w:id="100" w:name="auftrag-a-system-bereit-machen"/>
+    <w:p>
+      <w:pPr>
+        <w:pStyle w:val="Heading2"/>
+      </w:pPr>
+      <w:r>
+        <w:t xml:space="preserve">Auftrag A – System bereit machen</w:t>
+      </w:r>
+    </w:p>
+    <w:p>
+      <w:pPr>
+        <w:pStyle w:val="FirstParagraph"/>
+      </w:pPr>
+      <w:r>
+        <w:t xml:space="preserve">Arbeite an einem Schul-PC oder einem vergleichbaren Übungsgerät. Dokumentiere kurz:</w:t>
+      </w:r>
+    </w:p>
+    <w:p>
+      <w:pPr>
+        <w:numPr>
+          <w:ilvl w:val="0"/>
+          <w:numId w:val="1033"/>
+        </w:numPr>
+        <w:pStyle w:val="Compact"/>
+      </w:pPr>
+      <w:r>
+        <w:t xml:space="preserve">Gerät einschalten oder Sitzung starten.</w:t>
+      </w:r>
+    </w:p>
+    <w:p>
+      <w:pPr>
+        <w:numPr>
+          <w:ilvl w:val="0"/>
+          <w:numId w:val="1033"/>
+        </w:numPr>
+        <w:pStyle w:val="Compact"/>
+      </w:pPr>
+      <w:r>
+        <w:t xml:space="preserve">Anmeldung durchführen.</w:t>
+      </w:r>
+    </w:p>
+    <w:p>
+      <w:pPr>
+        <w:numPr>
+          <w:ilvl w:val="0"/>
+          <w:numId w:val="1033"/>
+        </w:numPr>
+        <w:pStyle w:val="Compact"/>
+      </w:pPr>
+      <w:r>
+        <w:t xml:space="preserve">Verbindung zum Schulnetz, Netzlaufwerk oder zur Lernplattform prüfen.</w:t>
+      </w:r>
+    </w:p>
+    <w:p>
+      <w:pPr>
+        <w:numPr>
+          <w:ilvl w:val="0"/>
+          <w:numId w:val="1033"/>
+        </w:numPr>
+        <w:pStyle w:val="Compact"/>
+      </w:pPr>
+      <w:r>
+        <w:t xml:space="preserve">Benötigte Anwendung öffnen.</w:t>
+      </w:r>
+    </w:p>
+    <w:p>
+      <w:pPr>
+        <w:numPr>
+          <w:ilvl w:val="0"/>
+          <w:numId w:val="1033"/>
+        </w:numPr>
+        <w:pStyle w:val="Compact"/>
+      </w:pPr>
+      <w:r>
+        <w:t xml:space="preserve">Eine vorgegebene Datei öffnen.</w:t>
+      </w:r>
+    </w:p>
+    <w:p>
+      <w:pPr>
+        <w:numPr>
+          <w:ilvl w:val="0"/>
+          <w:numId w:val="1033"/>
+        </w:numPr>
+        <w:pStyle w:val="Compact"/>
+      </w:pPr>
+      <w:r>
+        <w:t xml:space="preserve">Eine Kopie unter sinnvollem Namen speichern.</w:t>
+      </w:r>
+    </w:p>
+    <w:bookmarkEnd w:id="100"/>
+    <w:bookmarkStart w:id="101" w:name="auftrag-b-meldungen-nicht-wegklicken"/>
+    <w:p>
+      <w:pPr>
+        <w:pStyle w:val="Heading2"/>
+      </w:pPr>
+      <w:r>
+        <w:t xml:space="preserve">Auftrag B – Meldungen nicht wegklicken</w:t>
+      </w:r>
+    </w:p>
+    <w:p>
+      <w:pPr>
+        <w:pStyle w:val="FirstParagraph"/>
+      </w:pPr>
+      <w:r>
+        <w:t xml:space="preserve">Lies die Meldung und entscheide, was sinnvoll ist.</w:t>
+      </w:r>
+    </w:p>
+    <w:tbl>
+      <w:tblPr>
+        <w:tblStyle w:val="Table"/>
+        <w:tblW w:type="auto" w:w="0"/>
+        <w:tblLook w:firstRow="1" w:lastRow="0" w:firstColumn="0" w:lastColumn="0" w:noHBand="0" w:noVBand="0" w:val="0020"/>
+        <w:jc w:val="start"/>
+      </w:tblPr>
+      <w:tblGrid>
+        <w:gridCol w:w="2640"/>
+        <w:gridCol w:w="2640"/>
+        <w:gridCol w:w="2640"/>
+      </w:tblGrid>
+      <w:tr>
+        <w:trPr>
+          <w:tblHeader w:val="true"/>
+        </w:trPr>
+        <w:tc>
+          <w:tcPr/>
+          <w:p>
+            <w:pPr>
+              <w:pStyle w:val="Compact"/>
+              <w:jc w:val="left"/>
+            </w:pPr>
+            <w:r>
+              <w:t xml:space="preserve">Meldung</w:t>
+            </w:r>
+          </w:p>
+        </w:tc>
+        <w:tc>
+          <w:tcPr/>
+          <w:p>
+            <w:pPr>
+              <w:pStyle w:val="Compact"/>
+              <w:jc w:val="left"/>
+            </w:pPr>
+            <w:r>
+              <w:t xml:space="preserve">Was könnte die Ursache sein?</w:t>
+            </w:r>
+          </w:p>
+        </w:tc>
+        <w:tc>
+          <w:tcPr/>
+          <w:p>
+            <w:pPr>
+              <w:pStyle w:val="Compact"/>
+              <w:jc w:val="left"/>
+            </w:pPr>
+            <w:r>
+              <w:t xml:space="preserve">Sinnvolle Reaktion</w:t>
+            </w:r>
+          </w:p>
+        </w:tc>
+      </w:tr>
+      <w:tr>
+        <w:tc>
+          <w:tcPr/>
+          <w:p>
+            <w:pPr>
+              <w:pStyle w:val="Compact"/>
+              <w:jc w:val="left"/>
+            </w:pPr>
+            <w:r>
+              <w:t xml:space="preserve">Falsches Passwort</w:t>
+            </w:r>
+          </w:p>
+        </w:tc>
+        <w:tc>
+          <w:tcPr/>
+          <w:p>
+            <w:pPr>
+              <w:pStyle w:val="Compact"/>
+            </w:pPr>
+          </w:p>
+        </w:tc>
+        <w:tc>
+          <w:tcPr/>
+          <w:p>
+            <w:pPr>
+              <w:pStyle w:val="Compact"/>
+            </w:pPr>
+          </w:p>
+        </w:tc>
+      </w:tr>
+      <w:tr>
+        <w:tc>
+          <w:tcPr/>
+          <w:p>
+            <w:pPr>
+              <w:pStyle w:val="Compact"/>
+              <w:jc w:val="left"/>
+            </w:pPr>
+            <w:r>
+              <w:t xml:space="preserve">Keine Netzwerkverbindung</w:t>
+            </w:r>
+          </w:p>
+        </w:tc>
+        <w:tc>
+          <w:tcPr/>
+          <w:p>
+            <w:pPr>
+              <w:pStyle w:val="Compact"/>
+            </w:pPr>
+          </w:p>
+        </w:tc>
+        <w:tc>
+          <w:tcPr/>
+          <w:p>
+            <w:pPr>
+              <w:pStyle w:val="Compact"/>
+            </w:pPr>
+          </w:p>
+        </w:tc>
+      </w:tr>
+      <w:tr>
+        <w:tc>
+          <w:tcPr/>
+          <w:p>
+            <w:pPr>
+              <w:pStyle w:val="Compact"/>
+              <w:jc w:val="left"/>
+            </w:pPr>
+            <w:r>
+              <w:t xml:space="preserve">Datei ist schreibgeschützt</w:t>
+            </w:r>
+          </w:p>
+        </w:tc>
+        <w:tc>
+          <w:tcPr/>
+          <w:p>
+            <w:pPr>
+              <w:pStyle w:val="Compact"/>
+            </w:pPr>
+          </w:p>
+        </w:tc>
+        <w:tc>
+          <w:tcPr/>
+          <w:p>
+            <w:pPr>
+              <w:pStyle w:val="Compact"/>
+            </w:pPr>
+          </w:p>
+        </w:tc>
+      </w:tr>
+      <w:tr>
+        <w:tc>
+          <w:tcPr/>
+          <w:p>
+            <w:pPr>
+              <w:pStyle w:val="Compact"/>
+              <w:jc w:val="left"/>
+            </w:pPr>
+            <w:r>
+              <w:t xml:space="preserve">Keine Berechtigung zum Speichern</w:t>
+            </w:r>
+          </w:p>
+        </w:tc>
+        <w:tc>
+          <w:tcPr/>
+          <w:p>
+            <w:pPr>
+              <w:pStyle w:val="Compact"/>
+            </w:pPr>
+          </w:p>
+        </w:tc>
+        <w:tc>
+          <w:tcPr/>
+          <w:p>
+            <w:pPr>
+              <w:pStyle w:val="Compact"/>
+            </w:pPr>
+          </w:p>
+        </w:tc>
+      </w:tr>
+      <w:tr>
+        <w:tc>
+          <w:tcPr/>
+          <w:p>
+            <w:pPr>
+              <w:pStyle w:val="Compact"/>
+              <w:jc w:val="left"/>
+            </w:pPr>
+            <w:r>
+              <w:t xml:space="preserve">Datei mit diesem Namen existiert bereits</w:t>
+            </w:r>
+          </w:p>
+        </w:tc>
+        <w:tc>
+          <w:tcPr/>
+          <w:p>
+            <w:pPr>
+              <w:pStyle w:val="Compact"/>
+            </w:pPr>
+          </w:p>
+        </w:tc>
+        <w:tc>
+          <w:tcPr/>
+          <w:p>
+            <w:pPr>
+              <w:pStyle w:val="Compact"/>
+            </w:pPr>
+          </w:p>
+        </w:tc>
+      </w:tr>
+    </w:tbl>
+    <w:bookmarkEnd w:id="101"/>
+    <w:bookmarkStart w:id="102" w:name="auftrag-c-kopieren-oder-verschieben"/>
+    <w:p>
+      <w:pPr>
+        <w:pStyle w:val="Heading2"/>
+      </w:pPr>
+      <w:r>
+        <w:t xml:space="preserve">Auftrag C – Kopieren oder Verschieben?</w:t>
+      </w:r>
+    </w:p>
+    <w:p>
+      <w:pPr>
+        <w:pStyle w:val="FirstParagraph"/>
+      </w:pPr>
+      <w:r>
+        <w:t xml:space="preserve">Entscheide jeweils, ob Kopieren oder Verschieben sinnvoll ist.</w:t>
+      </w:r>
+    </w:p>
+    <w:p>
+      <w:pPr>
+        <w:numPr>
+          <w:ilvl w:val="0"/>
+          <w:numId w:val="1034"/>
+        </w:numPr>
+        <w:pStyle w:val="Compact"/>
+      </w:pPr>
+      <w:r>
+        <w:t xml:space="preserve">Eine Sicherheitskopie auf einem USB-Stick anlegen.</w:t>
+      </w:r>
+    </w:p>
+    <w:p>
+      <w:pPr>
+        <w:numPr>
+          <w:ilvl w:val="0"/>
+          <w:numId w:val="1034"/>
+        </w:numPr>
+        <w:pStyle w:val="Compact"/>
+      </w:pPr>
+      <w:r>
+        <w:t xml:space="preserve">Eine Datei aus</w:t>
+      </w:r>
+      <w:r>
+        <w:t xml:space="preserve"> </w:t>
+      </w:r>
+      <w:r>
+        <w:rPr>
+          <w:rStyle w:val="VerbatimChar"/>
+        </w:rPr>
+        <w:t xml:space="preserve">Downloads</w:t>
+      </w:r>
+      <w:r>
+        <w:t xml:space="preserve"> </w:t>
+      </w:r>
+      <w:r>
+        <w:t xml:space="preserve">in den Projektordner einsortieren.</w:t>
+      </w:r>
+    </w:p>
+    <w:p>
+      <w:pPr>
+        <w:numPr>
+          <w:ilvl w:val="0"/>
+          <w:numId w:val="1034"/>
+        </w:numPr>
+        <w:pStyle w:val="Compact"/>
+      </w:pPr>
+      <w:r>
+        <w:t xml:space="preserve">Eine Vorlage für mehrere Gruppen bereitstellen.</w:t>
+      </w:r>
+    </w:p>
+    <w:p>
+      <w:pPr>
+        <w:numPr>
+          <w:ilvl w:val="0"/>
+          <w:numId w:val="1034"/>
+        </w:numPr>
+        <w:pStyle w:val="Compact"/>
+      </w:pPr>
+      <w:r>
+        <w:t xml:space="preserve">Eine falsch abgelegte Datei an den richtigen Ort bringen.</w:t>
+      </w:r>
+    </w:p>
+    <w:bookmarkEnd w:id="102"/>
+    <w:bookmarkStart w:id="103" w:name="sicherung"/>
+    <w:p>
+      <w:pPr>
+        <w:pStyle w:val="Heading2"/>
+      </w:pPr>
+      <w:r>
+        <w:t xml:space="preserve">Sicherung</w:t>
+      </w:r>
+    </w:p>
+    <w:p>
+      <w:pPr>
+        <w:pStyle w:val="BlockText"/>
+      </w:pPr>
+      <w:r>
+        <w:t xml:space="preserve">Systembereitschaft bedeutet: Gerät, Anmeldung, Verbindung, Anwendung und benötigte Dateien sind nutzbar. Meldungen geben Hinweise und sollten fachlich gelesen werden.</w:t>
+      </w:r>
+    </w:p>
+    <w:bookmarkEnd w:id="103"/>
+    <w:bookmarkEnd w:id="104"/>
     <w:sectPr>
       <w:headerReference r:id="rId9" w:type="default"/>
       <w:footerReference r:id="rId11" w:type="default"/>
@@ -7031,7 +7457,7 @@
       <w:rPr>
         <w:sz w:val="16"/>
       </w:rPr>
-      <w:t>Unterrichtsmaterial Oberschule Sachsen · Version v0.4.0-356-g3db0967-dirty · Build 17.08.2026</w:t>
+      <w:t>Unterrichtsmaterial Oberschule Sachsen · Version v0.4.0-378-g61c0f2a-dirty · Build 17.08.2026</w:t>
     </w:r>
   </w:p>
 </w:ftr>
@@ -8560,6 +8986,66 @@
     </w:lvlOverride>
   </w:num>
   <w:num w:numId="1032">
+    <w:abstractNumId w:val="99411"/>
+    <w:lvlOverride w:ilvl="0">
+      <w:startOverride w:val="1"/>
+    </w:lvlOverride>
+    <w:lvlOverride w:ilvl="1">
+      <w:startOverride w:val="1"/>
+    </w:lvlOverride>
+    <w:lvlOverride w:ilvl="2">
+      <w:startOverride w:val="1"/>
+    </w:lvlOverride>
+    <w:lvlOverride w:ilvl="3">
+      <w:startOverride w:val="1"/>
+    </w:lvlOverride>
+    <w:lvlOverride w:ilvl="4">
+      <w:startOverride w:val="1"/>
+    </w:lvlOverride>
+    <w:lvlOverride w:ilvl="5">
+      <w:startOverride w:val="1"/>
+    </w:lvlOverride>
+    <w:lvlOverride w:ilvl="6">
+      <w:startOverride w:val="1"/>
+    </w:lvlOverride>
+    <w:lvlOverride w:ilvl="7">
+      <w:startOverride w:val="1"/>
+    </w:lvlOverride>
+    <w:lvlOverride w:ilvl="8">
+      <w:startOverride w:val="1"/>
+    </w:lvlOverride>
+  </w:num>
+  <w:num w:numId="1033">
+    <w:abstractNumId w:val="99411"/>
+    <w:lvlOverride w:ilvl="0">
+      <w:startOverride w:val="1"/>
+    </w:lvlOverride>
+    <w:lvlOverride w:ilvl="1">
+      <w:startOverride w:val="1"/>
+    </w:lvlOverride>
+    <w:lvlOverride w:ilvl="2">
+      <w:startOverride w:val="1"/>
+    </w:lvlOverride>
+    <w:lvlOverride w:ilvl="3">
+      <w:startOverride w:val="1"/>
+    </w:lvlOverride>
+    <w:lvlOverride w:ilvl="4">
+      <w:startOverride w:val="1"/>
+    </w:lvlOverride>
+    <w:lvlOverride w:ilvl="5">
+      <w:startOverride w:val="1"/>
+    </w:lvlOverride>
+    <w:lvlOverride w:ilvl="6">
+      <w:startOverride w:val="1"/>
+    </w:lvlOverride>
+    <w:lvlOverride w:ilvl="7">
+      <w:startOverride w:val="1"/>
+    </w:lvlOverride>
+    <w:lvlOverride w:ilvl="8">
+      <w:startOverride w:val="1"/>
+    </w:lvlOverride>
+  </w:num>
+  <w:num w:numId="1034">
     <w:abstractNumId w:val="99411"/>
     <w:lvlOverride w:ilvl="0">
       <w:startOverride w:val="1"/>

--- a/Ausgabe/Klasse_7/01_Informatik_im_Alltag/03_Material.docx
+++ b/Ausgabe/Klasse_7/01_Informatik_im_Alltag/03_Material.docx
@@ -6633,22 +6633,22 @@
     </w:p>
     <w:bookmarkEnd w:id="92"/>
     <w:bookmarkEnd w:id="93"/>
-    <w:bookmarkStart w:id="99" w:name="Xdba697b7f5d3dabdf54b35ace02fda93ef468a2"/>
+    <w:bookmarkStart w:id="100" w:name="Xace7253baf6140c2dacfe9c49b0b0d125626649"/>
     <w:p>
       <w:pPr>
         <w:pStyle w:val="Heading1"/>
       </w:pPr>
       <w:r>
-        <w:t xml:space="preserve">Material M15–17 – Informatiksysteme und Dateien</w:t>
-      </w:r>
-    </w:p>
-    <w:bookmarkStart w:id="94" w:name="a-hardware-oder-software"/>
+        <w:t xml:space="preserve">Material M07–09 – Informatiksysteme, Speicher und Dateien</w:t>
+      </w:r>
+    </w:p>
+    <w:bookmarkStart w:id="94" w:name="a-informatiksystem-als-blockbild"/>
     <w:p>
       <w:pPr>
         <w:pStyle w:val="Heading2"/>
       </w:pPr>
       <w:r>
-        <w:t xml:space="preserve">A – Hardware oder Software?</w:t>
+        <w:t xml:space="preserve">A – Informatiksystem als Blockbild</w:t>
       </w:r>
     </w:p>
     <w:p>
@@ -6656,7 +6656,192 @@
         <w:pStyle w:val="FirstParagraph"/>
       </w:pPr>
       <w:r>
-        <w:t xml:space="preserve">Ordne zu:</w:t>
+        <w:t xml:space="preserve">Wähle ein Alltagssystem, z. B. Smartphone, Fahrkartenautomat, Schulcomputer, Smartwatch oder Waschmaschine.</w:t>
+      </w:r>
+    </w:p>
+    <w:p>
+      <w:pPr>
+        <w:pStyle w:val="BodyText"/>
+      </w:pPr>
+      <w:r>
+        <w:t xml:space="preserve">Fülle die Tabelle aus:</w:t>
+      </w:r>
+    </w:p>
+    <w:tbl>
+      <w:tblPr>
+        <w:tblStyle w:val="Table"/>
+        <w:tblW w:type="auto" w:w="0"/>
+        <w:tblLook w:firstRow="1" w:lastRow="0" w:firstColumn="0" w:lastColumn="0" w:noHBand="0" w:noVBand="0" w:val="0020"/>
+        <w:jc w:val="start"/>
+      </w:tblPr>
+      <w:tblGrid>
+        <w:gridCol w:w="3960"/>
+        <w:gridCol w:w="3960"/>
+      </w:tblGrid>
+      <w:tr>
+        <w:trPr>
+          <w:tblHeader w:val="true"/>
+        </w:trPr>
+        <w:tc>
+          <w:tcPr/>
+          <w:p>
+            <w:pPr>
+              <w:pStyle w:val="Compact"/>
+              <w:jc w:val="left"/>
+            </w:pPr>
+            <w:r>
+              <w:t xml:space="preserve">Baustein</w:t>
+            </w:r>
+          </w:p>
+        </w:tc>
+        <w:tc>
+          <w:tcPr/>
+          <w:p>
+            <w:pPr>
+              <w:pStyle w:val="Compact"/>
+              <w:jc w:val="left"/>
+            </w:pPr>
+            <w:r>
+              <w:t xml:space="preserve">konkretes Beispiel im System</w:t>
+            </w:r>
+          </w:p>
+        </w:tc>
+      </w:tr>
+      <w:tr>
+        <w:tc>
+          <w:tcPr/>
+          <w:p>
+            <w:pPr>
+              <w:pStyle w:val="Compact"/>
+              <w:jc w:val="left"/>
+            </w:pPr>
+            <w:r>
+              <w:t xml:space="preserve">Eingabe</w:t>
+            </w:r>
+          </w:p>
+        </w:tc>
+        <w:tc>
+          <w:tcPr/>
+          <w:p>
+            <w:pPr>
+              <w:pStyle w:val="Compact"/>
+            </w:pPr>
+          </w:p>
+        </w:tc>
+      </w:tr>
+      <w:tr>
+        <w:tc>
+          <w:tcPr/>
+          <w:p>
+            <w:pPr>
+              <w:pStyle w:val="Compact"/>
+              <w:jc w:val="left"/>
+            </w:pPr>
+            <w:r>
+              <w:t xml:space="preserve">Verarbeitung</w:t>
+            </w:r>
+          </w:p>
+        </w:tc>
+        <w:tc>
+          <w:tcPr/>
+          <w:p>
+            <w:pPr>
+              <w:pStyle w:val="Compact"/>
+            </w:pPr>
+          </w:p>
+        </w:tc>
+      </w:tr>
+      <w:tr>
+        <w:tc>
+          <w:tcPr/>
+          <w:p>
+            <w:pPr>
+              <w:pStyle w:val="Compact"/>
+              <w:jc w:val="left"/>
+            </w:pPr>
+            <w:r>
+              <w:t xml:space="preserve">Ausgabe</w:t>
+            </w:r>
+          </w:p>
+        </w:tc>
+        <w:tc>
+          <w:tcPr/>
+          <w:p>
+            <w:pPr>
+              <w:pStyle w:val="Compact"/>
+            </w:pPr>
+          </w:p>
+        </w:tc>
+      </w:tr>
+      <w:tr>
+        <w:tc>
+          <w:tcPr/>
+          <w:p>
+            <w:pPr>
+              <w:pStyle w:val="Compact"/>
+              <w:jc w:val="left"/>
+            </w:pPr>
+            <w:r>
+              <w:t xml:space="preserve">Speicher</w:t>
+            </w:r>
+          </w:p>
+        </w:tc>
+        <w:tc>
+          <w:tcPr/>
+          <w:p>
+            <w:pPr>
+              <w:pStyle w:val="Compact"/>
+            </w:pPr>
+          </w:p>
+        </w:tc>
+      </w:tr>
+      <w:tr>
+        <w:tc>
+          <w:tcPr/>
+          <w:p>
+            <w:pPr>
+              <w:pStyle w:val="Compact"/>
+              <w:jc w:val="left"/>
+            </w:pPr>
+            <w:r>
+              <w:t xml:space="preserve">Netzwerk/Vernetzung</w:t>
+            </w:r>
+          </w:p>
+        </w:tc>
+        <w:tc>
+          <w:tcPr/>
+          <w:p>
+            <w:pPr>
+              <w:pStyle w:val="Compact"/>
+            </w:pPr>
+          </w:p>
+        </w:tc>
+      </w:tr>
+    </w:tbl>
+    <w:p>
+      <w:pPr>
+        <w:pStyle w:val="BodyText"/>
+      </w:pPr>
+      <w:r>
+        <w:t xml:space="preserve">Zeichne anschließend ein einfaches Blockbild.</w:t>
+      </w:r>
+    </w:p>
+    <w:bookmarkEnd w:id="94"/>
+    <w:bookmarkStart w:id="95" w:name="b-systembereitschaft-prüfen"/>
+    <w:p>
+      <w:pPr>
+        <w:pStyle w:val="Heading2"/>
+      </w:pPr>
+      <w:r>
+        <w:t xml:space="preserve">B – Systembereitschaft prüfen</w:t>
+      </w:r>
+    </w:p>
+    <w:p>
+      <w:pPr>
+        <w:pStyle w:val="FirstParagraph"/>
+      </w:pPr>
+      <w:r>
+        <w:t xml:space="preserve">Eine Mitschülerin kommt nicht in die Lernplattform. Sortiere sinnvolle Schritte:</w:t>
       </w:r>
     </w:p>
     <w:p>
@@ -6668,7 +6853,7 @@
         <w:pStyle w:val="Compact"/>
       </w:pPr>
       <w:r>
-        <w:t xml:space="preserve">SSD</w:t>
+        <w:t xml:space="preserve">Adresse der Plattform prüfen</w:t>
       </w:r>
     </w:p>
     <w:p>
@@ -6680,7 +6865,7 @@
         <w:pStyle w:val="Compact"/>
       </w:pPr>
       <w:r>
-        <w:t xml:space="preserve">Browser</w:t>
+        <w:t xml:space="preserve">Benutzername prüfen</w:t>
       </w:r>
     </w:p>
     <w:p>
@@ -6692,7 +6877,7 @@
         <w:pStyle w:val="Compact"/>
       </w:pPr>
       <w:r>
-        <w:t xml:space="preserve">Betriebssystem</w:t>
+        <w:t xml:space="preserve">Passwort langsam neu eingeben</w:t>
       </w:r>
     </w:p>
     <w:p>
@@ -6704,7 +6889,7 @@
         <w:pStyle w:val="Compact"/>
       </w:pPr>
       <w:r>
-        <w:t xml:space="preserve">Mikrofon</w:t>
+        <w:t xml:space="preserve">Groß-/Kleinschreibung und Tastaturlayout prüfen</w:t>
       </w:r>
     </w:p>
     <w:p>
@@ -6716,7 +6901,7 @@
         <w:pStyle w:val="Compact"/>
       </w:pPr>
       <w:r>
-        <w:t xml:space="preserve">RAM</w:t>
+        <w:t xml:space="preserve">Netzwerkverbindung prüfen</w:t>
       </w:r>
     </w:p>
     <w:p>
@@ -6728,7 +6913,7 @@
         <w:pStyle w:val="Compact"/>
       </w:pPr>
       <w:r>
-        <w:t xml:space="preserve">Textverarbeitung</w:t>
+        <w:t xml:space="preserve">Fehlermeldung vollständig lesen</w:t>
       </w:r>
     </w:p>
     <w:p>
@@ -6740,29 +6925,25 @@
         <w:pStyle w:val="Compact"/>
       </w:pPr>
       <w:r>
-        <w:t xml:space="preserve">Prozessor</w:t>
-      </w:r>
-    </w:p>
-    <w:p>
-      <w:pPr>
-        <w:numPr>
-          <w:ilvl w:val="0"/>
-          <w:numId w:val="1030"/>
-        </w:numPr>
-        <w:pStyle w:val="Compact"/>
-      </w:pPr>
-      <w:r>
-        <w:t xml:space="preserve">Präsentationsprogramm</w:t>
-      </w:r>
-    </w:p>
-    <w:bookmarkEnd w:id="94"/>
-    <w:bookmarkStart w:id="95" w:name="b-speicher-auswählen"/>
+        <w:t xml:space="preserve">Lehrkraft informieren, wenn mehrere sinnvolle Schritte nicht helfen</w:t>
+      </w:r>
+    </w:p>
+    <w:p>
+      <w:pPr>
+        <w:pStyle w:val="FirstParagraph"/>
+      </w:pPr>
+      <w:r>
+        <w:t xml:space="preserve">Welche Schritte würdest du niemals empfehlen?</w:t>
+      </w:r>
+    </w:p>
+    <w:bookmarkEnd w:id="95"/>
+    <w:bookmarkStart w:id="96" w:name="c-lizenzkarten"/>
     <w:p>
       <w:pPr>
         <w:pStyle w:val="Heading2"/>
       </w:pPr>
       <w:r>
-        <w:t xml:space="preserve">B – Speicher auswählen</w:t>
+        <w:t xml:space="preserve">C – Lizenzkarten</w:t>
       </w:r>
     </w:p>
     <w:p>
@@ -6770,7 +6951,383 @@
         <w:pStyle w:val="FirstParagraph"/>
       </w:pPr>
       <w:r>
-        <w:t xml:space="preserve">Wähle einen geeigneten Speicher und begründe:</w:t>
+        <w:t xml:space="preserve">Ordne die Aussagen zu:</w:t>
+      </w:r>
+    </w:p>
+    <w:tbl>
+      <w:tblPr>
+        <w:tblStyle w:val="Table"/>
+        <w:tblW w:type="pct" w:w="5000"/>
+        <w:tblLook w:firstRow="1" w:lastRow="0" w:firstColumn="0" w:lastColumn="0" w:noHBand="0" w:noVBand="0" w:val="0020"/>
+        <w:jc w:val="start"/>
+      </w:tblPr>
+      <w:tblGrid>
+        <w:gridCol w:w="3960"/>
+        <w:gridCol w:w="3960"/>
+      </w:tblGrid>
+      <w:tr>
+        <w:trPr>
+          <w:tblHeader w:val="true"/>
+        </w:trPr>
+        <w:tc>
+          <w:tcPr/>
+          <w:p>
+            <w:pPr>
+              <w:pStyle w:val="Compact"/>
+              <w:jc w:val="left"/>
+            </w:pPr>
+            <w:r>
+              <w:t xml:space="preserve">Aussage</w:t>
+            </w:r>
+          </w:p>
+        </w:tc>
+        <w:tc>
+          <w:tcPr/>
+          <w:p>
+            <w:pPr>
+              <w:pStyle w:val="Compact"/>
+              <w:jc w:val="left"/>
+            </w:pPr>
+            <w:r>
+              <w:t xml:space="preserve">passt eher zu kostenlos, kostenpflichtig, proprietär oder Open Source?</w:t>
+            </w:r>
+          </w:p>
+        </w:tc>
+      </w:tr>
+      <w:tr>
+        <w:tc>
+          <w:tcPr/>
+          <w:p>
+            <w:pPr>
+              <w:pStyle w:val="Compact"/>
+              <w:jc w:val="left"/>
+            </w:pPr>
+            <w:r>
+              <w:t xml:space="preserve">Die Nutzung kostet kein Geld.</w:t>
+            </w:r>
+          </w:p>
+        </w:tc>
+        <w:tc>
+          <w:tcPr/>
+          <w:p>
+            <w:pPr>
+              <w:pStyle w:val="Compact"/>
+            </w:pPr>
+          </w:p>
+        </w:tc>
+      </w:tr>
+      <w:tr>
+        <w:tc>
+          <w:tcPr/>
+          <w:p>
+            <w:pPr>
+              <w:pStyle w:val="Compact"/>
+              <w:jc w:val="left"/>
+            </w:pPr>
+            <w:r>
+              <w:t xml:space="preserve">Der Quelltext ist einsehbar.</w:t>
+            </w:r>
+          </w:p>
+        </w:tc>
+        <w:tc>
+          <w:tcPr/>
+          <w:p>
+            <w:pPr>
+              <w:pStyle w:val="Compact"/>
+            </w:pPr>
+          </w:p>
+        </w:tc>
+      </w:tr>
+      <w:tr>
+        <w:tc>
+          <w:tcPr/>
+          <w:p>
+            <w:pPr>
+              <w:pStyle w:val="Compact"/>
+              <w:jc w:val="left"/>
+            </w:pPr>
+            <w:r>
+              <w:t xml:space="preserve">Der Anbieter legt die Nutzungsrechte fest.</w:t>
+            </w:r>
+          </w:p>
+        </w:tc>
+        <w:tc>
+          <w:tcPr/>
+          <w:p>
+            <w:pPr>
+              <w:pStyle w:val="Compact"/>
+            </w:pPr>
+          </w:p>
+        </w:tc>
+      </w:tr>
+      <w:tr>
+        <w:tc>
+          <w:tcPr/>
+          <w:p>
+            <w:pPr>
+              <w:pStyle w:val="Compact"/>
+              <w:jc w:val="left"/>
+            </w:pPr>
+            <w:r>
+              <w:t xml:space="preserve">Verändern und Weitergeben ist im Rahmen der Lizenz erlaubt.</w:t>
+            </w:r>
+          </w:p>
+        </w:tc>
+        <w:tc>
+          <w:tcPr/>
+          <w:p>
+            <w:pPr>
+              <w:pStyle w:val="Compact"/>
+            </w:pPr>
+          </w:p>
+        </w:tc>
+      </w:tr>
+      <w:tr>
+        <w:tc>
+          <w:tcPr/>
+          <w:p>
+            <w:pPr>
+              <w:pStyle w:val="Compact"/>
+              <w:jc w:val="left"/>
+            </w:pPr>
+            <w:r>
+              <w:t xml:space="preserve">Geld zu bezahlen sagt noch nichts über den Quelltext.</w:t>
+            </w:r>
+          </w:p>
+        </w:tc>
+        <w:tc>
+          <w:tcPr/>
+          <w:p>
+            <w:pPr>
+              <w:pStyle w:val="Compact"/>
+            </w:pPr>
+          </w:p>
+        </w:tc>
+      </w:tr>
+    </w:tbl>
+    <w:bookmarkEnd w:id="96"/>
+    <w:bookmarkStart w:id="97" w:name="d-speicher-vergleichen"/>
+    <w:p>
+      <w:pPr>
+        <w:pStyle w:val="Heading2"/>
+      </w:pPr>
+      <w:r>
+        <w:t xml:space="preserve">D – Speicher vergleichen</w:t>
+      </w:r>
+    </w:p>
+    <w:p>
+      <w:pPr>
+        <w:pStyle w:val="FirstParagraph"/>
+      </w:pPr>
+      <w:r>
+        <w:t xml:space="preserve">Vergleiche drei Speicherorte für eine Gruppenpräsentation:</w:t>
+      </w:r>
+    </w:p>
+    <w:tbl>
+      <w:tblPr>
+        <w:tblStyle w:val="Table"/>
+        <w:tblW w:type="auto" w:w="0"/>
+        <w:tblLook w:firstRow="1" w:lastRow="0" w:firstColumn="0" w:lastColumn="0" w:noHBand="0" w:noVBand="0" w:val="0020"/>
+        <w:jc w:val="start"/>
+      </w:tblPr>
+      <w:tblGrid>
+        <w:gridCol w:w="1980"/>
+        <w:gridCol w:w="1980"/>
+        <w:gridCol w:w="1980"/>
+        <w:gridCol w:w="1980"/>
+      </w:tblGrid>
+      <w:tr>
+        <w:trPr>
+          <w:tblHeader w:val="true"/>
+        </w:trPr>
+        <w:tc>
+          <w:tcPr/>
+          <w:p>
+            <w:pPr>
+              <w:pStyle w:val="Compact"/>
+              <w:jc w:val="left"/>
+            </w:pPr>
+            <w:r>
+              <w:t xml:space="preserve">Speicherort</w:t>
+            </w:r>
+          </w:p>
+        </w:tc>
+        <w:tc>
+          <w:tcPr/>
+          <w:p>
+            <w:pPr>
+              <w:pStyle w:val="Compact"/>
+              <w:jc w:val="left"/>
+            </w:pPr>
+            <w:r>
+              <w:t xml:space="preserve">Vorteil</w:t>
+            </w:r>
+          </w:p>
+        </w:tc>
+        <w:tc>
+          <w:tcPr/>
+          <w:p>
+            <w:pPr>
+              <w:pStyle w:val="Compact"/>
+              <w:jc w:val="left"/>
+            </w:pPr>
+            <w:r>
+              <w:t xml:space="preserve">Nachteil/Risiko</w:t>
+            </w:r>
+          </w:p>
+        </w:tc>
+        <w:tc>
+          <w:tcPr/>
+          <w:p>
+            <w:pPr>
+              <w:pStyle w:val="Compact"/>
+              <w:jc w:val="left"/>
+            </w:pPr>
+            <w:r>
+              <w:t xml:space="preserve">geeignet, wenn …</w:t>
+            </w:r>
+          </w:p>
+        </w:tc>
+      </w:tr>
+      <w:tr>
+        <w:tc>
+          <w:tcPr/>
+          <w:p>
+            <w:pPr>
+              <w:pStyle w:val="Compact"/>
+              <w:jc w:val="left"/>
+            </w:pPr>
+            <w:r>
+              <w:t xml:space="preserve">lokaler Speicher</w:t>
+            </w:r>
+          </w:p>
+        </w:tc>
+        <w:tc>
+          <w:tcPr/>
+          <w:p>
+            <w:pPr>
+              <w:pStyle w:val="Compact"/>
+            </w:pPr>
+          </w:p>
+        </w:tc>
+        <w:tc>
+          <w:tcPr/>
+          <w:p>
+            <w:pPr>
+              <w:pStyle w:val="Compact"/>
+            </w:pPr>
+          </w:p>
+        </w:tc>
+        <w:tc>
+          <w:tcPr/>
+          <w:p>
+            <w:pPr>
+              <w:pStyle w:val="Compact"/>
+            </w:pPr>
+          </w:p>
+        </w:tc>
+      </w:tr>
+      <w:tr>
+        <w:tc>
+          <w:tcPr/>
+          <w:p>
+            <w:pPr>
+              <w:pStyle w:val="Compact"/>
+              <w:jc w:val="left"/>
+            </w:pPr>
+            <w:r>
+              <w:t xml:space="preserve">USB-Stick</w:t>
+            </w:r>
+          </w:p>
+        </w:tc>
+        <w:tc>
+          <w:tcPr/>
+          <w:p>
+            <w:pPr>
+              <w:pStyle w:val="Compact"/>
+            </w:pPr>
+          </w:p>
+        </w:tc>
+        <w:tc>
+          <w:tcPr/>
+          <w:p>
+            <w:pPr>
+              <w:pStyle w:val="Compact"/>
+            </w:pPr>
+          </w:p>
+        </w:tc>
+        <w:tc>
+          <w:tcPr/>
+          <w:p>
+            <w:pPr>
+              <w:pStyle w:val="Compact"/>
+            </w:pPr>
+          </w:p>
+        </w:tc>
+      </w:tr>
+      <w:tr>
+        <w:tc>
+          <w:tcPr/>
+          <w:p>
+            <w:pPr>
+              <w:pStyle w:val="Compact"/>
+              <w:jc w:val="left"/>
+            </w:pPr>
+            <w:r>
+              <w:t xml:space="preserve">Netzwerkspeicher/Cloud</w:t>
+            </w:r>
+          </w:p>
+        </w:tc>
+        <w:tc>
+          <w:tcPr/>
+          <w:p>
+            <w:pPr>
+              <w:pStyle w:val="Compact"/>
+            </w:pPr>
+          </w:p>
+        </w:tc>
+        <w:tc>
+          <w:tcPr/>
+          <w:p>
+            <w:pPr>
+              <w:pStyle w:val="Compact"/>
+            </w:pPr>
+          </w:p>
+        </w:tc>
+        <w:tc>
+          <w:tcPr/>
+          <w:p>
+            <w:pPr>
+              <w:pStyle w:val="Compact"/>
+            </w:pPr>
+          </w:p>
+        </w:tc>
+      </w:tr>
+    </w:tbl>
+    <w:p>
+      <w:pPr>
+        <w:pStyle w:val="BodyText"/>
+      </w:pPr>
+      <w:r>
+        <w:t xml:space="preserve">Nutze mindestens zwei Kriterien: Kapazität, Geschwindigkeit, Zuverlässigkeit, Mobilität, Zugriffsrechte, Datenschutz, Internetabhängigkeit.</w:t>
+      </w:r>
+    </w:p>
+    <w:bookmarkEnd w:id="97"/>
+    <w:bookmarkStart w:id="98" w:name="e-dateioperationen"/>
+    <w:p>
+      <w:pPr>
+        <w:pStyle w:val="Heading2"/>
+      </w:pPr>
+      <w:r>
+        <w:t xml:space="preserve">E – Dateioperationen</w:t>
+      </w:r>
+    </w:p>
+    <w:p>
+      <w:pPr>
+        <w:pStyle w:val="FirstParagraph"/>
+      </w:pPr>
+      <w:r>
+        <w:t xml:space="preserve">Beschreibe den Unterschied:</w:t>
       </w:r>
     </w:p>
     <w:p>
@@ -6782,7 +7339,7 @@
         <w:pStyle w:val="Compact"/>
       </w:pPr>
       <w:r>
-        <w:t xml:space="preserve">Datei während einer laufenden Berechnung sehr schnell bereithalten</w:t>
+        <w:t xml:space="preserve">Datei kopieren</w:t>
       </w:r>
     </w:p>
     <w:p>
@@ -6794,7 +7351,7 @@
         <w:pStyle w:val="Compact"/>
       </w:pPr>
       <w:r>
-        <w:t xml:space="preserve">Fotos dauerhaft auf dem Smartphone speichern</w:t>
+        <w:t xml:space="preserve">Datei verschieben</w:t>
       </w:r>
     </w:p>
     <w:p>
@@ -6806,7 +7363,7 @@
         <w:pStyle w:val="Compact"/>
       </w:pPr>
       <w:r>
-        <w:t xml:space="preserve">gemeinsam an einem Dokument arbeiten</w:t>
+        <w:t xml:space="preserve">Datei umbenennen</w:t>
       </w:r>
     </w:p>
     <w:p>
@@ -6818,17 +7375,225 @@
         <w:pStyle w:val="Compact"/>
       </w:pPr>
       <w:r>
-        <w:t xml:space="preserve">wichtige Schuldokumente zusätzlich sichern</w:t>
-      </w:r>
-    </w:p>
-    <w:bookmarkEnd w:id="95"/>
-    <w:bookmarkStart w:id="96" w:name="c-größenordnungen"/>
+        <w:t xml:space="preserve">Datei löschen</w:t>
+      </w:r>
+    </w:p>
+    <w:p>
+      <w:pPr>
+        <w:pStyle w:val="FirstParagraph"/>
+      </w:pPr>
+      <w:r>
+        <w:t xml:space="preserve">Formuliere je ein Beispiel aus deinem Schulalltag.</w:t>
+      </w:r>
+    </w:p>
+    <w:bookmarkEnd w:id="98"/>
+    <w:bookmarkStart w:id="99" w:name="f-fehlermeldungen-verstehen"/>
     <w:p>
       <w:pPr>
         <w:pStyle w:val="Heading2"/>
       </w:pPr>
       <w:r>
-        <w:t xml:space="preserve">C – Größenordnungen</w:t>
+        <w:t xml:space="preserve">F – Fehlermeldungen verstehen</w:t>
+      </w:r>
+    </w:p>
+    <w:p>
+      <w:pPr>
+        <w:pStyle w:val="FirstParagraph"/>
+      </w:pPr>
+      <w:r>
+        <w:t xml:space="preserve">Ordne eine sinnvolle Reaktion zu:</w:t>
+      </w:r>
+    </w:p>
+    <w:tbl>
+      <w:tblPr>
+        <w:tblStyle w:val="Table"/>
+        <w:tblW w:type="auto" w:w="0"/>
+        <w:tblLook w:firstRow="1" w:lastRow="0" w:firstColumn="0" w:lastColumn="0" w:noHBand="0" w:noVBand="0" w:val="0020"/>
+        <w:jc w:val="start"/>
+      </w:tblPr>
+      <w:tblGrid>
+        <w:gridCol w:w="3960"/>
+        <w:gridCol w:w="3960"/>
+      </w:tblGrid>
+      <w:tr>
+        <w:trPr>
+          <w:tblHeader w:val="true"/>
+        </w:trPr>
+        <w:tc>
+          <w:tcPr/>
+          <w:p>
+            <w:pPr>
+              <w:pStyle w:val="Compact"/>
+              <w:jc w:val="left"/>
+            </w:pPr>
+            <w:r>
+              <w:t xml:space="preserve">Meldung</w:t>
+            </w:r>
+          </w:p>
+        </w:tc>
+        <w:tc>
+          <w:tcPr/>
+          <w:p>
+            <w:pPr>
+              <w:pStyle w:val="Compact"/>
+              <w:jc w:val="left"/>
+            </w:pPr>
+            <w:r>
+              <w:t xml:space="preserve">sinnvolle Reaktion</w:t>
+            </w:r>
+          </w:p>
+        </w:tc>
+      </w:tr>
+      <w:tr>
+        <w:tc>
+          <w:tcPr/>
+          <w:p>
+            <w:pPr>
+              <w:pStyle w:val="Compact"/>
+              <w:jc w:val="left"/>
+            </w:pPr>
+            <w:r>
+              <w:t xml:space="preserve">Datei nicht gefunden</w:t>
+            </w:r>
+          </w:p>
+        </w:tc>
+        <w:tc>
+          <w:tcPr/>
+          <w:p>
+            <w:pPr>
+              <w:pStyle w:val="Compact"/>
+            </w:pPr>
+          </w:p>
+        </w:tc>
+      </w:tr>
+      <w:tr>
+        <w:tc>
+          <w:tcPr/>
+          <w:p>
+            <w:pPr>
+              <w:pStyle w:val="Compact"/>
+              <w:jc w:val="left"/>
+            </w:pPr>
+            <w:r>
+              <w:t xml:space="preserve">Keine Berechtigung</w:t>
+            </w:r>
+          </w:p>
+        </w:tc>
+        <w:tc>
+          <w:tcPr/>
+          <w:p>
+            <w:pPr>
+              <w:pStyle w:val="Compact"/>
+            </w:pPr>
+          </w:p>
+        </w:tc>
+      </w:tr>
+      <w:tr>
+        <w:tc>
+          <w:tcPr/>
+          <w:p>
+            <w:pPr>
+              <w:pStyle w:val="Compact"/>
+              <w:jc w:val="left"/>
+            </w:pPr>
+            <w:r>
+              <w:t xml:space="preserve">Datei bereits vorhanden</w:t>
+            </w:r>
+          </w:p>
+        </w:tc>
+        <w:tc>
+          <w:tcPr/>
+          <w:p>
+            <w:pPr>
+              <w:pStyle w:val="Compact"/>
+            </w:pPr>
+          </w:p>
+        </w:tc>
+      </w:tr>
+      <w:tr>
+        <w:tc>
+          <w:tcPr/>
+          <w:p>
+            <w:pPr>
+              <w:pStyle w:val="Compact"/>
+              <w:jc w:val="left"/>
+            </w:pPr>
+            <w:r>
+              <w:t xml:space="preserve">Netzwerk nicht verfügbar</w:t>
+            </w:r>
+          </w:p>
+        </w:tc>
+        <w:tc>
+          <w:tcPr/>
+          <w:p>
+            <w:pPr>
+              <w:pStyle w:val="Compact"/>
+            </w:pPr>
+          </w:p>
+        </w:tc>
+      </w:tr>
+      <w:tr>
+        <w:tc>
+          <w:tcPr/>
+          <w:p>
+            <w:pPr>
+              <w:pStyle w:val="Compact"/>
+              <w:jc w:val="left"/>
+            </w:pPr>
+            <w:r>
+              <w:t xml:space="preserve">Speicher voll</w:t>
+            </w:r>
+          </w:p>
+        </w:tc>
+        <w:tc>
+          <w:tcPr/>
+          <w:p>
+            <w:pPr>
+              <w:pStyle w:val="Compact"/>
+            </w:pPr>
+          </w:p>
+        </w:tc>
+      </w:tr>
+    </w:tbl>
+    <w:p>
+      <w:pPr>
+        <w:pStyle w:val="BodyText"/>
+      </w:pPr>
+      <w:r>
+        <w:t xml:space="preserve">Merksatz: Erst lesen, dann handeln. Nicht jede Meldung einfach wegklicken.</w:t>
+      </w:r>
+    </w:p>
+    <w:p>
+      <w:r>
+        <w:br w:type="page"/>
+      </w:r>
+    </w:p>
+    <w:bookmarkEnd w:id="99"/>
+    <w:bookmarkEnd w:id="100"/>
+    <w:bookmarkStart w:id="106" w:name="Xdba697b7f5d3dabdf54b35ace02fda93ef468a2"/>
+    <w:p>
+      <w:pPr>
+        <w:pStyle w:val="Heading1"/>
+      </w:pPr>
+      <w:r>
+        <w:t xml:space="preserve">Material M15–17 – Informatiksysteme und Dateien</w:t>
+      </w:r>
+    </w:p>
+    <w:bookmarkStart w:id="101" w:name="a-hardware-oder-software"/>
+    <w:p>
+      <w:pPr>
+        <w:pStyle w:val="Heading2"/>
+      </w:pPr>
+      <w:r>
+        <w:t xml:space="preserve">A – Hardware oder Software?</w:t>
+      </w:r>
+    </w:p>
+    <w:p>
+      <w:pPr>
+        <w:pStyle w:val="FirstParagraph"/>
+      </w:pPr>
+      <w:r>
+        <w:t xml:space="preserve">Ordne zu:</w:t>
       </w:r>
     </w:p>
     <w:p>
@@ -6840,7 +7605,7 @@
         <w:pStyle w:val="Compact"/>
       </w:pPr>
       <w:r>
-        <w:t xml:space="preserve">16 Byte = ______ Bit</w:t>
+        <w:t xml:space="preserve">SSD</w:t>
       </w:r>
     </w:p>
     <w:p>
@@ -6852,7 +7617,7 @@
         <w:pStyle w:val="Compact"/>
       </w:pPr>
       <w:r>
-        <w:t xml:space="preserve">4 KB, 8 MB, 2 GB, 900 KB – sortiere aufsteigend.</w:t>
+        <w:t xml:space="preserve">Browser</w:t>
       </w:r>
     </w:p>
     <w:p>
@@ -6864,11 +7629,183 @@
         <w:pStyle w:val="Compact"/>
       </w:pPr>
       <w:r>
+        <w:t xml:space="preserve">Betriebssystem</w:t>
+      </w:r>
+    </w:p>
+    <w:p>
+      <w:pPr>
+        <w:numPr>
+          <w:ilvl w:val="0"/>
+          <w:numId w:val="1032"/>
+        </w:numPr>
+        <w:pStyle w:val="Compact"/>
+      </w:pPr>
+      <w:r>
+        <w:t xml:space="preserve">Mikrofon</w:t>
+      </w:r>
+    </w:p>
+    <w:p>
+      <w:pPr>
+        <w:numPr>
+          <w:ilvl w:val="0"/>
+          <w:numId w:val="1032"/>
+        </w:numPr>
+        <w:pStyle w:val="Compact"/>
+      </w:pPr>
+      <w:r>
+        <w:t xml:space="preserve">RAM</w:t>
+      </w:r>
+    </w:p>
+    <w:p>
+      <w:pPr>
+        <w:numPr>
+          <w:ilvl w:val="0"/>
+          <w:numId w:val="1032"/>
+        </w:numPr>
+        <w:pStyle w:val="Compact"/>
+      </w:pPr>
+      <w:r>
+        <w:t xml:space="preserve">Textverarbeitung</w:t>
+      </w:r>
+    </w:p>
+    <w:p>
+      <w:pPr>
+        <w:numPr>
+          <w:ilvl w:val="0"/>
+          <w:numId w:val="1032"/>
+        </w:numPr>
+        <w:pStyle w:val="Compact"/>
+      </w:pPr>
+      <w:r>
+        <w:t xml:space="preserve">Prozessor</w:t>
+      </w:r>
+    </w:p>
+    <w:p>
+      <w:pPr>
+        <w:numPr>
+          <w:ilvl w:val="0"/>
+          <w:numId w:val="1032"/>
+        </w:numPr>
+        <w:pStyle w:val="Compact"/>
+      </w:pPr>
+      <w:r>
+        <w:t xml:space="preserve">Präsentationsprogramm</w:t>
+      </w:r>
+    </w:p>
+    <w:bookmarkEnd w:id="101"/>
+    <w:bookmarkStart w:id="102" w:name="b-speicher-auswählen"/>
+    <w:p>
+      <w:pPr>
+        <w:pStyle w:val="Heading2"/>
+      </w:pPr>
+      <w:r>
+        <w:t xml:space="preserve">B – Speicher auswählen</w:t>
+      </w:r>
+    </w:p>
+    <w:p>
+      <w:pPr>
+        <w:pStyle w:val="FirstParagraph"/>
+      </w:pPr>
+      <w:r>
+        <w:t xml:space="preserve">Wähle einen geeigneten Speicher und begründe:</w:t>
+      </w:r>
+    </w:p>
+    <w:p>
+      <w:pPr>
+        <w:numPr>
+          <w:ilvl w:val="0"/>
+          <w:numId w:val="1033"/>
+        </w:numPr>
+        <w:pStyle w:val="Compact"/>
+      </w:pPr>
+      <w:r>
+        <w:t xml:space="preserve">Datei während einer laufenden Berechnung sehr schnell bereithalten</w:t>
+      </w:r>
+    </w:p>
+    <w:p>
+      <w:pPr>
+        <w:numPr>
+          <w:ilvl w:val="0"/>
+          <w:numId w:val="1033"/>
+        </w:numPr>
+        <w:pStyle w:val="Compact"/>
+      </w:pPr>
+      <w:r>
+        <w:t xml:space="preserve">Fotos dauerhaft auf dem Smartphone speichern</w:t>
+      </w:r>
+    </w:p>
+    <w:p>
+      <w:pPr>
+        <w:numPr>
+          <w:ilvl w:val="0"/>
+          <w:numId w:val="1033"/>
+        </w:numPr>
+        <w:pStyle w:val="Compact"/>
+      </w:pPr>
+      <w:r>
+        <w:t xml:space="preserve">gemeinsam an einem Dokument arbeiten</w:t>
+      </w:r>
+    </w:p>
+    <w:p>
+      <w:pPr>
+        <w:numPr>
+          <w:ilvl w:val="0"/>
+          <w:numId w:val="1033"/>
+        </w:numPr>
+        <w:pStyle w:val="Compact"/>
+      </w:pPr>
+      <w:r>
+        <w:t xml:space="preserve">wichtige Schuldokumente zusätzlich sichern</w:t>
+      </w:r>
+    </w:p>
+    <w:bookmarkEnd w:id="102"/>
+    <w:bookmarkStart w:id="103" w:name="c-größenordnungen"/>
+    <w:p>
+      <w:pPr>
+        <w:pStyle w:val="Heading2"/>
+      </w:pPr>
+      <w:r>
+        <w:t xml:space="preserve">C – Größenordnungen</w:t>
+      </w:r>
+    </w:p>
+    <w:p>
+      <w:pPr>
+        <w:numPr>
+          <w:ilvl w:val="0"/>
+          <w:numId w:val="1034"/>
+        </w:numPr>
+        <w:pStyle w:val="Compact"/>
+      </w:pPr>
+      <w:r>
+        <w:t xml:space="preserve">16 Byte = ______ Bit</w:t>
+      </w:r>
+    </w:p>
+    <w:p>
+      <w:pPr>
+        <w:numPr>
+          <w:ilvl w:val="0"/>
+          <w:numId w:val="1034"/>
+        </w:numPr>
+        <w:pStyle w:val="Compact"/>
+      </w:pPr>
+      <w:r>
+        <w:t xml:space="preserve">4 KB, 8 MB, 2 GB, 900 KB – sortiere aufsteigend.</w:t>
+      </w:r>
+    </w:p>
+    <w:p>
+      <w:pPr>
+        <w:numPr>
+          <w:ilvl w:val="0"/>
+          <w:numId w:val="1034"/>
+        </w:numPr>
+        <w:pStyle w:val="Compact"/>
+      </w:pPr>
+      <w:r>
         <w:t xml:space="preserve">Welche Größenordnung erwartest du ungefähr für Textdatei, Foto und Video? Begründe ohne exakte Werte.</w:t>
       </w:r>
     </w:p>
-    <w:bookmarkEnd w:id="96"/>
-    <w:bookmarkStart w:id="97" w:name="d-ordnerchallenge"/>
+    <w:bookmarkEnd w:id="103"/>
+    <w:bookmarkStart w:id="104" w:name="d-ordnerchallenge"/>
     <w:p>
       <w:pPr>
         <w:pStyle w:val="Heading2"/>
@@ -6958,8 +7895,8 @@
         <w:t xml:space="preserve">Erstelle anschließend Testdateien und führe Kopieren, Verschieben, Umbenennen und Löschen aus.</w:t>
       </w:r>
     </w:p>
-    <w:bookmarkEnd w:id="97"/>
-    <w:bookmarkStart w:id="98" w:name="e-fehlerfall"/>
+    <w:bookmarkEnd w:id="104"/>
+    <w:bookmarkStart w:id="105" w:name="e-fehlerfall"/>
     <w:p>
       <w:pPr>
         <w:pStyle w:val="Heading2"/>
@@ -6999,8 +7936,8 @@
         <w:t xml:space="preserve">Entwickle drei Regeln, die dieses Problem künftig vermeiden.</w:t>
       </w:r>
     </w:p>
-    <w:bookmarkEnd w:id="98"/>
-    <w:bookmarkEnd w:id="99"/>
+    <w:bookmarkEnd w:id="105"/>
+    <w:bookmarkEnd w:id="106"/>
     <w:sectPr>
       <w:headerReference r:id="rId9" w:type="default"/>
       <w:footerReference r:id="rId11" w:type="default"/>
@@ -7031,7 +7968,7 @@
       <w:rPr>
         <w:sz w:val="16"/>
       </w:rPr>
-      <w:t>Unterrichtsmaterial Oberschule Sachsen · Version v0.4.0-356-g3db0967-dirty · Build 17.08.2026</w:t>
+      <w:t>Unterrichtsmaterial Oberschule Sachsen · Version v0.4.0-367-gb55ec7c-dirty · Build 17.08.2026</w:t>
     </w:r>
   </w:p>
 </w:ftr>
@@ -8560,6 +9497,39 @@
     </w:lvlOverride>
   </w:num>
   <w:num w:numId="1032">
+    <w:abstractNumId w:val="991"/>
+  </w:num>
+  <w:num w:numId="1033">
+    <w:abstractNumId w:val="99411"/>
+    <w:lvlOverride w:ilvl="0">
+      <w:startOverride w:val="1"/>
+    </w:lvlOverride>
+    <w:lvlOverride w:ilvl="1">
+      <w:startOverride w:val="1"/>
+    </w:lvlOverride>
+    <w:lvlOverride w:ilvl="2">
+      <w:startOverride w:val="1"/>
+    </w:lvlOverride>
+    <w:lvlOverride w:ilvl="3">
+      <w:startOverride w:val="1"/>
+    </w:lvlOverride>
+    <w:lvlOverride w:ilvl="4">
+      <w:startOverride w:val="1"/>
+    </w:lvlOverride>
+    <w:lvlOverride w:ilvl="5">
+      <w:startOverride w:val="1"/>
+    </w:lvlOverride>
+    <w:lvlOverride w:ilvl="6">
+      <w:startOverride w:val="1"/>
+    </w:lvlOverride>
+    <w:lvlOverride w:ilvl="7">
+      <w:startOverride w:val="1"/>
+    </w:lvlOverride>
+    <w:lvlOverride w:ilvl="8">
+      <w:startOverride w:val="1"/>
+    </w:lvlOverride>
+  </w:num>
+  <w:num w:numId="1034">
     <w:abstractNumId w:val="99411"/>
     <w:lvlOverride w:ilvl="0">
       <w:startOverride w:val="1"/>

--- a/Ausgabe/Klasse_7/01_Informatik_im_Alltag/03_Material.docx
+++ b/Ausgabe/Klasse_7/01_Informatik_im_Alltag/03_Material.docx
@@ -7968,7 +7968,7 @@
       <w:rPr>
         <w:sz w:val="16"/>
       </w:rPr>
-      <w:t>Unterrichtsmaterial Oberschule Sachsen · Version v0.4.0-376-gf442749-dirty · Build 17.08.2026</w:t>
+      <w:t>Unterrichtsmaterial Oberschule Sachsen · Version v0.4.0-410-g8744ce6-dirty · Build 17.08.2026</w:t>
     </w:r>
   </w:p>
 </w:ftr>

--- a/Ausgabe/Klasse_7/01_Informatik_im_Alltag/03_Material.docx
+++ b/Ausgabe/Klasse_7/01_Informatik_im_Alltag/03_Material.docx
@@ -7968,7 +7968,7 @@
       <w:rPr>
         <w:sz w:val="16"/>
       </w:rPr>
-      <w:t>Unterrichtsmaterial Oberschule Sachsen · Version v0.4.0-410-g8744ce6-dirty · Build 17.08.2026</w:t>
+      <w:t>Unterrichtsmaterial Oberschule Sachsen · Version v0.4.0-444-gad95bb4-dirty · Build 18.08.2026</w:t>
     </w:r>
   </w:p>
 </w:ftr>

--- a/Ausgabe/Klasse_7/01_Informatik_im_Alltag/03_Material.docx
+++ b/Ausgabe/Klasse_7/01_Informatik_im_Alltag/03_Material.docx
@@ -7968,7 +7968,7 @@
       <w:rPr>
         <w:sz w:val="16"/>
       </w:rPr>
-      <w:t>Unterrichtsmaterial Oberschule Sachsen · Version v0.4.0-444-gad95bb4-dirty · Build 18.08.2026</w:t>
+      <w:t>Unterrichtsmaterial Oberschule Sachsen · Version v0.4.0-459-gb11fd20-dirty · Build 18.08.2026</w:t>
     </w:r>
   </w:p>
 </w:ftr>

--- a/Ausgabe/Klasse_7/01_Informatik_im_Alltag/03_Material.docx
+++ b/Ausgabe/Klasse_7/01_Informatik_im_Alltag/03_Material.docx
@@ -7968,7 +7968,7 @@
       <w:rPr>
         <w:sz w:val="16"/>
       </w:rPr>
-      <w:t>Unterrichtsmaterial Oberschule Sachsen · Version v0.4.0-459-gb11fd20-dirty · Build 18.08.2026</w:t>
+      <w:t>Unterrichtsmaterial Oberschule Sachsen · Version v0.4.0-444-gad95bb4-dirty · Build 18.08.2026</w:t>
     </w:r>
   </w:p>
 </w:ftr>

--- a/Ausgabe/Klasse_7/01_Informatik_im_Alltag/03_Material.docx
+++ b/Ausgabe/Klasse_7/01_Informatik_im_Alltag/03_Material.docx
@@ -7968,7 +7968,7 @@
       <w:rPr>
         <w:sz w:val="16"/>
       </w:rPr>
-      <w:t>Unterrichtsmaterial Oberschule Sachsen · Version v0.4.0-444-gad95bb4-dirty · Build 18.08.2026</w:t>
+      <w:t>Unterrichtsmaterial Oberschule Sachsen · Version v0.4.0-489-gf58e499-dirty · Build 18.08.2026</w:t>
     </w:r>
   </w:p>
 </w:ftr>

--- a/Ausgabe/Klasse_7/01_Informatik_im_Alltag/03_Material.docx
+++ b/Ausgabe/Klasse_7/01_Informatik_im_Alltag/03_Material.docx
@@ -7968,7 +7968,7 @@
       <w:rPr>
         <w:sz w:val="16"/>
       </w:rPr>
-      <w:t>Unterrichtsmaterial Oberschule Sachsen · Version v0.4.0-444-gad95bb4-dirty · Build 18.08.2026</w:t>
+      <w:t>Unterrichtsmaterial Oberschule Sachsen · Version v0.4.0-490-g2532335-dirty · Build 18.08.2026</w:t>
     </w:r>
   </w:p>
 </w:ftr>

--- a/Ausgabe/Klasse_7/01_Informatik_im_Alltag/03_Material.docx
+++ b/Ausgabe/Klasse_7/01_Informatik_im_Alltag/03_Material.docx
@@ -7968,7 +7968,7 @@
       <w:rPr>
         <w:sz w:val="16"/>
       </w:rPr>
-      <w:t>Unterrichtsmaterial Oberschule Sachsen · Version v0.4.0-490-g2532335-dirty · Build 18.08.2026</w:t>
+      <w:t>Unterrichtsmaterial Oberschule Sachsen · Version v0.4.0-521-gfaabf71-dirty · Build 19.08.2026</w:t>
     </w:r>
   </w:p>
 </w:ftr>

--- a/Ausgabe/Klasse_7/01_Informatik_im_Alltag/03_Material.docx
+++ b/Ausgabe/Klasse_7/01_Informatik_im_Alltag/03_Material.docx
@@ -7968,7 +7968,7 @@
       <w:rPr>
         <w:sz w:val="16"/>
       </w:rPr>
-      <w:t>Unterrichtsmaterial Oberschule Sachsen · Version v0.4.0-490-g2532335-dirty · Build 18.08.2026</w:t>
+      <w:t>Unterrichtsmaterial Oberschule Sachsen · Version v0.4.0-521-g87c4bcc-dirty · Build 19.08.2026</w:t>
     </w:r>
   </w:p>
 </w:ftr>

--- a/Ausgabe/Klasse_7/01_Informatik_im_Alltag/03_Material.docx
+++ b/Ausgabe/Klasse_7/01_Informatik_im_Alltag/03_Material.docx
@@ -7968,7 +7968,7 @@
       <w:rPr>
         <w:sz w:val="16"/>
       </w:rPr>
-      <w:t>Unterrichtsmaterial Oberschule Sachsen · Version v0.4.0-521-g87c4bcc-dirty · Build 19.08.2026</w:t>
+      <w:t>Unterrichtsmaterial Oberschule Sachsen · Version v0.4.0-527-gca6ed1b-dirty · Build 19.08.2026</w:t>
     </w:r>
   </w:p>
 </w:ftr>

--- a/Ausgabe/Klasse_7/01_Informatik_im_Alltag/03_Material.docx
+++ b/Ausgabe/Klasse_7/01_Informatik_im_Alltag/03_Material.docx
@@ -7968,7 +7968,7 @@
       <w:rPr>
         <w:sz w:val="16"/>
       </w:rPr>
-      <w:t>Unterrichtsmaterial Oberschule Sachsen · Version v0.4.0-527-gca6ed1b-dirty · Build 19.08.2026</w:t>
+      <w:t>Unterrichtsmaterial Oberschule Sachsen · Version v0.4.0-530-gbb43ae4-dirty · Build 20.08.2026</w:t>
     </w:r>
   </w:p>
 </w:ftr>

--- a/Ausgabe/Klasse_7/01_Informatik_im_Alltag/03_Material.docx
+++ b/Ausgabe/Klasse_7/01_Informatik_im_Alltag/03_Material.docx
@@ -7968,7 +7968,7 @@
       <w:rPr>
         <w:sz w:val="16"/>
       </w:rPr>
-      <w:t>Unterrichtsmaterial Oberschule Sachsen · Version v0.4.0-530-gbb43ae4-dirty · Build 20.08.2026</w:t>
+      <w:t>Unterrichtsmaterial Oberschule Sachsen · Version v0.4.0-534-gc09a6c6-dirty · Build 20.08.2026</w:t>
     </w:r>
   </w:p>
 </w:ftr>
